--- a/대본/8부/06화_Lock-up.docx
+++ b/대본/8부/06화_Lock-up.docx
@@ -2,7 +2,7 @@
 <file path=word/document.xml><?xml version="1.0" encoding="utf-8"?>
 <w:document xmlns:w="http://schemas.openxmlformats.org/wordprocessingml/2006/main" xmlns:m="http://schemas.openxmlformats.org/officeDocument/2006/math" xmlns:r="http://schemas.openxmlformats.org/officeDocument/2006/relationships" xmlns:o="urn:schemas-microsoft-com:office:office" xmlns:v="urn:schemas-microsoft-com:vml" xmlns:w10="urn:schemas-microsoft-com:office:word" xmlns:a="http://schemas.openxmlformats.org/drawingml/2006/main" xmlns:pic="http://schemas.openxmlformats.org/drawingml/2006/picture" xmlns:wp="http://schemas.openxmlformats.org/drawingml/2006/wordprocessingDrawing">
   <w:body>
-    <w:bookmarkStart w:id="32" w:name="ship-it-8부-6화"/>
+    <w:bookmarkStart w:id="38" w:name="ship-it-8부-6화"/>
     <w:p>
       <w:pPr>
         <w:pStyle w:val="Heading1"/>
@@ -461,61 +461,31 @@
     </w:p>
     <w:p>
       <w:pPr>
-        <w:numPr>
-          <w:ilvl w:val="0"/>
-          <w:numId w:val="1001"/>
-        </w:numPr>
+        <w:pStyle w:val="FirstParagraph"/>
       </w:pPr>
       <w:r>
         <w:t xml:space="preserve">RUTH: Good morning. Two things today. The lock-up expires at midnight, and Richard’s sale becomes public tomorrow.</w:t>
       </w:r>
-      <w:r>
-        <w:t xml:space="preserve"> </w:t>
-      </w:r>
-      <w:r>
-        <w:t xml:space="preserve">루스: 좋은 아침이에요. 오늘 두 가지. 보호예수가 자정에 끝나고, 리처드의 매도가 내일 공개돼요.</w:t>
-      </w:r>
-    </w:p>
-    <w:p>
-      <w:pPr>
-        <w:numPr>
-          <w:ilvl w:val="0"/>
-          <w:numId w:val="1001"/>
-        </w:numPr>
+    </w:p>
+    <w:p>
+      <w:pPr>
+        <w:pStyle w:val="BodyText"/>
       </w:pPr>
       <w:r>
         <w:t xml:space="preserve">NOAH: How much is he selling?</w:t>
       </w:r>
-      <w:r>
-        <w:t xml:space="preserve"> </w:t>
-      </w:r>
-      <w:r>
-        <w:t xml:space="preserve">노아: 얼마나 판대요?</w:t>
-      </w:r>
-    </w:p>
-    <w:p>
-      <w:pPr>
-        <w:numPr>
-          <w:ilvl w:val="0"/>
-          <w:numId w:val="1001"/>
-        </w:numPr>
+    </w:p>
+    <w:p>
+      <w:pPr>
+        <w:pStyle w:val="BodyText"/>
       </w:pPr>
       <w:r>
         <w:t xml:space="preserve">RUTH: About a third of Northgate’s remaining stake. Over three months, in small daily amounts. Filed in May.</w:t>
       </w:r>
-      <w:r>
-        <w:t xml:space="preserve"> </w:t>
-      </w:r>
-      <w:r>
-        <w:t xml:space="preserve">루스: 노스게이트 잔여 지분의 약 3분의 1. 3개월에 걸쳐, 매일 조금씩. 5월에 제출했어요.</w:t>
-      </w:r>
-    </w:p>
-    <w:p>
-      <w:pPr>
-        <w:numPr>
-          <w:ilvl w:val="0"/>
-          <w:numId w:val="1001"/>
-        </w:numPr>
+    </w:p>
+    <w:p>
+      <w:pPr>
+        <w:pStyle w:val="BodyText"/>
       </w:pPr>
       <w:r>
         <w:t xml:space="preserve">NOAH: A third. The market will read that as</w:t>
@@ -532,11 +502,13 @@
       <w:r>
         <w:t xml:space="preserve">”</w:t>
       </w:r>
-      <w:r>
-        <w:t xml:space="preserve"> </w:t>
-      </w:r>
-      <w:r>
-        <w:t xml:space="preserve">노아: 3분의 1. 시장은 그걸</w:t>
+    </w:p>
+    <w:p>
+      <w:pPr>
+        <w:pStyle w:val="BodyText"/>
+      </w:pPr>
+      <w:r>
+        <w:t xml:space="preserve">PAUL: Or as</w:t>
       </w:r>
       <w:r>
         <w:t xml:space="preserve"> </w:t>
@@ -545,24 +517,64 @@
         <w:t xml:space="preserve">“</w:t>
       </w:r>
       <w:r>
-        <w:t xml:space="preserve">첫 투자자가 떠난다</w:t>
+        <w:t xml:space="preserve">a ten-year-old fund returning money.</w:t>
       </w:r>
       <w:r>
         <w:t xml:space="preserve">”</w:t>
       </w:r>
       <w:r>
-        <w:t xml:space="preserve">로 읽을 거예요.</w:t>
-      </w:r>
-    </w:p>
-    <w:p>
-      <w:pPr>
-        <w:numPr>
-          <w:ilvl w:val="0"/>
-          <w:numId w:val="1001"/>
-        </w:numPr>
-      </w:pPr>
-      <w:r>
-        <w:t xml:space="preserve">PAUL: Or as</w:t>
+        <w:t xml:space="preserve"> </w:t>
+      </w:r>
+      <w:r>
+        <w:t xml:space="preserve">Both readings are true.</w:t>
+      </w:r>
+    </w:p>
+    <w:p>
+      <w:pPr>
+        <w:pStyle w:val="BodyText"/>
+      </w:pPr>
+      <w:r>
+        <w:t xml:space="preserve">RUTH: That’s why we explain it first. Before it explains itself.</w:t>
+      </w:r>
+    </w:p>
+    <w:p>
+      <w:pPr>
+        <w:pStyle w:val="BodyText"/>
+      </w:pPr>
+      <w:r>
+        <w:t xml:space="preserve">NOAH: And the employees? Half of them own options now.</w:t>
+      </w:r>
+    </w:p>
+    <w:p>
+      <w:pPr>
+        <w:pStyle w:val="BodyText"/>
+      </w:pPr>
+      <w:r>
+        <w:t xml:space="preserve">DIANE: That’s my part. Town hall at ten, training at two. Mandatory for everyone with equity.</w:t>
+      </w:r>
+    </w:p>
+    <w:p>
+      <w:pPr>
+        <w:pStyle w:val="BodyText"/>
+      </w:pPr>
+      <w:r>
+        <w:t xml:space="preserve">NOAH: Mandatory. They’ll love that.</w:t>
+      </w:r>
+    </w:p>
+    <w:p>
+      <w:pPr>
+        <w:pStyle w:val="BodyText"/>
+      </w:pPr>
+      <w:r>
+        <w:t xml:space="preserve">DIANE: They don’t have to love it. They have to understand that trading while you know something the public doesn’t is a crime, and that the person who goes to prison is the employee, not the company. I’d rather bore them today than visit them later.</w:t>
+      </w:r>
+    </w:p>
+    <w:p>
+      <w:pPr>
+        <w:pStyle w:val="BodyText"/>
+      </w:pPr>
+      <w:r>
+        <w:t xml:space="preserve">TASHA: I’ve made a new card.</w:t>
       </w:r>
       <w:r>
         <w:t xml:space="preserve"> </w:t>
@@ -571,22 +583,26 @@
         <w:t xml:space="preserve">“</w:t>
       </w:r>
       <w:r>
-        <w:t xml:space="preserve">a ten-year-old fund returning money.</w:t>
+        <w:t xml:space="preserve">The First Ten Seconds of Selling Stock.</w:t>
       </w:r>
       <w:r>
         <w:t xml:space="preserve">”</w:t>
       </w:r>
-      <w:r>
-        <w:t xml:space="preserve"> </w:t>
-      </w:r>
-      <w:r>
-        <w:t xml:space="preserve">Both readings are true.</w:t>
-      </w:r>
-      <w:r>
-        <w:t xml:space="preserve"> </w:t>
-      </w:r>
-      <w:r>
-        <w:t xml:space="preserve">폴: 아니면</w:t>
+    </w:p>
+    <w:p>
+      <w:pPr>
+        <w:pStyle w:val="BodyText"/>
+      </w:pPr>
+      <w:r>
+        <w:t xml:space="preserve">NOAH: What’s the first second?</w:t>
+      </w:r>
+    </w:p>
+    <w:p>
+      <w:pPr>
+        <w:pStyle w:val="BodyText"/>
+      </w:pPr>
+      <w:r>
+        <w:t xml:space="preserve">TASHA:</w:t>
       </w:r>
       <w:r>
         <w:t xml:space="preserve"> </w:t>
@@ -595,109 +611,16 @@
         <w:t xml:space="preserve">“</w:t>
       </w:r>
       <w:r>
-        <w:t xml:space="preserve">10년 차 펀드가 돈을 돌려준다</w:t>
+        <w:t xml:space="preserve">Ask Diane.</w:t>
       </w:r>
       <w:r>
         <w:t xml:space="preserve">”</w:t>
       </w:r>
       <w:r>
-        <w:t xml:space="preserve">로. 둘 다 사실이에요.</w:t>
-      </w:r>
-    </w:p>
-    <w:p>
-      <w:pPr>
-        <w:numPr>
-          <w:ilvl w:val="0"/>
-          <w:numId w:val="1001"/>
-        </w:numPr>
-      </w:pPr>
-      <w:r>
-        <w:t xml:space="preserve">RUTH: That’s why we explain it first. Before it explains itself.</w:t>
-      </w:r>
-      <w:r>
-        <w:t xml:space="preserve"> </w:t>
-      </w:r>
-      <w:r>
-        <w:t xml:space="preserve">루스: 그래서 우리가 먼저 설명하는 거예요. 그게 스스로를 설명하기 전에.</w:t>
-      </w:r>
-    </w:p>
-    <w:p>
-      <w:pPr>
-        <w:numPr>
-          <w:ilvl w:val="0"/>
-          <w:numId w:val="1001"/>
-        </w:numPr>
-      </w:pPr>
-      <w:r>
-        <w:t xml:space="preserve">NOAH: And the employees? Half of them own options now.</w:t>
-      </w:r>
-      <w:r>
-        <w:t xml:space="preserve"> </w:t>
-      </w:r>
-      <w:r>
-        <w:t xml:space="preserve">노아: 그리고 직원들은요? 이제 절반이 옵션을 갖고 있어요.</w:t>
-      </w:r>
-    </w:p>
-    <w:p>
-      <w:pPr>
-        <w:numPr>
-          <w:ilvl w:val="0"/>
-          <w:numId w:val="1001"/>
-        </w:numPr>
-      </w:pPr>
-      <w:r>
-        <w:t xml:space="preserve">DIANE: That’s my part. Town hall at ten, training at two. Mandatory for everyone with equity.</w:t>
-      </w:r>
-      <w:r>
-        <w:t xml:space="preserve"> </w:t>
-      </w:r>
-      <w:r>
-        <w:t xml:space="preserve">다이앤: 그건 내 담당이에요. 10시 타운홀, 2시 교육. 지분 가진 사람은 전원 필수.</w:t>
-      </w:r>
-    </w:p>
-    <w:p>
-      <w:pPr>
-        <w:numPr>
-          <w:ilvl w:val="0"/>
-          <w:numId w:val="1001"/>
-        </w:numPr>
-      </w:pPr>
-      <w:r>
-        <w:t xml:space="preserve">NOAH: Mandatory. They’ll love that.</w:t>
-      </w:r>
-      <w:r>
-        <w:t xml:space="preserve"> </w:t>
-      </w:r>
-      <w:r>
-        <w:t xml:space="preserve">노아: 필수. 다들 아주 좋아하겠네요.</w:t>
-      </w:r>
-    </w:p>
-    <w:p>
-      <w:pPr>
-        <w:numPr>
-          <w:ilvl w:val="0"/>
-          <w:numId w:val="1001"/>
-        </w:numPr>
-      </w:pPr>
-      <w:r>
-        <w:t xml:space="preserve">DIANE: They don’t have to love it. They have to understand that trading while you know something the public doesn’t is a crime, and that the person who goes to prison is the employee, not the company. I’d rather bore them today than visit them later.</w:t>
-      </w:r>
-      <w:r>
-        <w:t xml:space="preserve"> </w:t>
-      </w:r>
-      <w:r>
-        <w:t xml:space="preserve">다이앤: 좋아할 필요는 없어요. 대중이 모르는 걸 알면서 거래하는 건 범죄이고, 감옥에 가는 건 회사가 아니라 직원이라는 걸 이해해야 해요. 나중에 면회 가느니 오늘 지루하게 만드는 게 나아요.</w:t>
-      </w:r>
-    </w:p>
-    <w:p>
-      <w:pPr>
-        <w:numPr>
-          <w:ilvl w:val="0"/>
-          <w:numId w:val="1001"/>
-        </w:numPr>
-      </w:pPr>
-      <w:r>
-        <w:t xml:space="preserve">TASHA: I’ve made a new card.</w:t>
+        <w:t xml:space="preserve"> </w:t>
+      </w:r>
+      <w:r>
+        <w:t xml:space="preserve">The second second:</w:t>
       </w:r>
       <w:r>
         <w:t xml:space="preserve"> </w:t>
@@ -706,156 +629,26 @@
         <w:t xml:space="preserve">“</w:t>
       </w:r>
       <w:r>
-        <w:t xml:space="preserve">The First Ten Seconds of Selling Stock.</w:t>
+        <w:t xml:space="preserve">Check the calendar.</w:t>
       </w:r>
       <w:r>
         <w:t xml:space="preserve">”</w:t>
       </w:r>
-      <w:r>
-        <w:t xml:space="preserve"> </w:t>
-      </w:r>
-      <w:r>
-        <w:t xml:space="preserve">타샤: 새 카드를 만들었어요.</w:t>
-      </w:r>
-      <w:r>
-        <w:t xml:space="preserve"> </w:t>
-      </w:r>
-      <w:r>
-        <w:t xml:space="preserve">“</w:t>
-      </w:r>
-      <w:r>
-        <w:t xml:space="preserve">주식 매도의 첫 10초.</w:t>
-      </w:r>
-      <w:r>
-        <w:t xml:space="preserve">”</w:t>
-      </w:r>
-    </w:p>
-    <w:p>
-      <w:pPr>
-        <w:numPr>
-          <w:ilvl w:val="0"/>
-          <w:numId w:val="1001"/>
-        </w:numPr>
-      </w:pPr>
-      <w:r>
-        <w:t xml:space="preserve">NOAH: What’s the first second?</w:t>
-      </w:r>
-      <w:r>
-        <w:t xml:space="preserve"> </w:t>
-      </w:r>
-      <w:r>
-        <w:t xml:space="preserve">노아: 첫 1초는 뭐예요?</w:t>
-      </w:r>
-    </w:p>
-    <w:p>
-      <w:pPr>
-        <w:numPr>
-          <w:ilvl w:val="0"/>
-          <w:numId w:val="1001"/>
-        </w:numPr>
-      </w:pPr>
-      <w:r>
-        <w:t xml:space="preserve">TASHA:</w:t>
-      </w:r>
-      <w:r>
-        <w:t xml:space="preserve"> </w:t>
-      </w:r>
-      <w:r>
-        <w:t xml:space="preserve">“</w:t>
-      </w:r>
-      <w:r>
-        <w:t xml:space="preserve">Ask Diane.</w:t>
-      </w:r>
-      <w:r>
-        <w:t xml:space="preserve">”</w:t>
-      </w:r>
-      <w:r>
-        <w:t xml:space="preserve"> </w:t>
-      </w:r>
-      <w:r>
-        <w:t xml:space="preserve">The second second:</w:t>
-      </w:r>
-      <w:r>
-        <w:t xml:space="preserve"> </w:t>
-      </w:r>
-      <w:r>
-        <w:t xml:space="preserve">“</w:t>
-      </w:r>
-      <w:r>
-        <w:t xml:space="preserve">Check the calendar.</w:t>
-      </w:r>
-      <w:r>
-        <w:t xml:space="preserve">”</w:t>
-      </w:r>
-      <w:r>
-        <w:t xml:space="preserve"> </w:t>
-      </w:r>
-      <w:r>
-        <w:t xml:space="preserve">타샤:</w:t>
-      </w:r>
-      <w:r>
-        <w:t xml:space="preserve"> </w:t>
-      </w:r>
-      <w:r>
-        <w:t xml:space="preserve">“</w:t>
-      </w:r>
-      <w:r>
-        <w:t xml:space="preserve">다이앤에게 물어라.</w:t>
-      </w:r>
-      <w:r>
-        <w:t xml:space="preserve">”</w:t>
-      </w:r>
-      <w:r>
-        <w:t xml:space="preserve"> </w:t>
-      </w:r>
-      <w:r>
-        <w:t xml:space="preserve">두 번째 1초:</w:t>
-      </w:r>
-      <w:r>
-        <w:t xml:space="preserve"> </w:t>
-      </w:r>
-      <w:r>
-        <w:t xml:space="preserve">“</w:t>
-      </w:r>
-      <w:r>
-        <w:t xml:space="preserve">달력을 확인하라.</w:t>
-      </w:r>
-      <w:r>
-        <w:t xml:space="preserve">”</w:t>
-      </w:r>
-    </w:p>
-    <w:p>
-      <w:pPr>
-        <w:numPr>
-          <w:ilvl w:val="0"/>
-          <w:numId w:val="1001"/>
-        </w:numPr>
+    </w:p>
+    <w:p>
+      <w:pPr>
+        <w:pStyle w:val="BodyText"/>
       </w:pPr>
       <w:r>
         <w:t xml:space="preserve">RUTH: And Richard has agreed to speak at the town hall. By video. Briefly.</w:t>
       </w:r>
-      <w:r>
-        <w:t xml:space="preserve"> </w:t>
-      </w:r>
-      <w:r>
-        <w:t xml:space="preserve">루스: 그리고 리처드가 타운홀에서 말하기로 했어요. 화상으로. 짧게.</w:t>
-      </w:r>
-    </w:p>
-    <w:p>
-      <w:pPr>
-        <w:numPr>
-          <w:ilvl w:val="0"/>
-          <w:numId w:val="1001"/>
-        </w:numPr>
+    </w:p>
+    <w:p>
+      <w:pPr>
+        <w:pStyle w:val="BodyText"/>
       </w:pPr>
       <w:r>
         <w:t xml:space="preserve">PAUL: Good. People should hear it from him, not from a headline.</w:t>
-      </w:r>
-      <w:r>
-        <w:t xml:space="preserve"> </w:t>
-      </w:r>
-      <w:r>
-        <w:t xml:space="preserve">폴: 좋네요. 사람들은 헤드라인이 아니라 본인한테서 들어야 해요.</w:t>
       </w:r>
     </w:p>
     <w:bookmarkEnd w:id="21"/>
@@ -870,571 +663,271 @@
     </w:p>
     <w:p>
       <w:pPr>
-        <w:numPr>
-          <w:ilvl w:val="0"/>
-          <w:numId w:val="1002"/>
-        </w:numPr>
+        <w:pStyle w:val="FirstParagraph"/>
       </w:pPr>
       <w:r>
         <w:t xml:space="preserve">NOAH: Good morning, everyone. Thanks for squeezing in. Warehouse team, I see you in the back.</w:t>
       </w:r>
-      <w:r>
-        <w:t xml:space="preserve"> </w:t>
-      </w:r>
-      <w:r>
-        <w:t xml:space="preserve">노아: 좋은 아침이에요, 여러분. 비좁은데 와 줘서 고마워요. 창고팀, 뒤에 있는 거 보여요.</w:t>
-      </w:r>
-    </w:p>
-    <w:p>
-      <w:pPr>
-        <w:numPr>
-          <w:ilvl w:val="0"/>
-          <w:numId w:val="1002"/>
-        </w:numPr>
+    </w:p>
+    <w:p>
+      <w:pPr>
+        <w:pStyle w:val="BodyText"/>
       </w:pPr>
       <w:r>
         <w:t xml:space="preserve">BEN: We brought our own chairs.</w:t>
       </w:r>
-      <w:r>
-        <w:t xml:space="preserve"> </w:t>
-      </w:r>
-      <w:r>
-        <w:t xml:space="preserve">벤: 의자는 저희가 가져왔어요.</w:t>
-      </w:r>
-    </w:p>
-    <w:p>
-      <w:pPr>
-        <w:numPr>
-          <w:ilvl w:val="0"/>
-          <w:numId w:val="1002"/>
-        </w:numPr>
+    </w:p>
+    <w:p>
+      <w:pPr>
+        <w:pStyle w:val="BodyText"/>
       </w:pPr>
       <w:r>
         <w:t xml:space="preserve">NOAH: Today is a big day for a lot of you. Six months ago we rang the bell, and tomorrow, for the first time, many of you can sell some of the shares you’ve earned. That’s real money, and I want you to make good decisions with it, so we’ll spend this morning on the rules.</w:t>
       </w:r>
-      <w:r>
-        <w:t xml:space="preserve"> </w:t>
-      </w:r>
-      <w:r>
-        <w:t xml:space="preserve">노아: 오늘은 많은 분들에게 큰 날이에요. 6개월 전에 우린 종을 울렸고, 내일 처음으로 여러분 중 많은 분이 직접 번 주식 일부를 팔 수 있어요. 진짜 돈이죠. 그 돈으로 좋은 결정을 내리길 바라서, 오늘 오전은 규칙에 쓸 거예요.</w:t>
-      </w:r>
-    </w:p>
-    <w:p>
-      <w:pPr>
-        <w:numPr>
-          <w:ilvl w:val="0"/>
-          <w:numId w:val="1002"/>
-        </w:numPr>
+    </w:p>
+    <w:p>
+      <w:pPr>
+        <w:pStyle w:val="BodyText"/>
       </w:pPr>
       <w:r>
         <w:t xml:space="preserve">RUTH: And one piece of news first. Richard, are you with us?</w:t>
       </w:r>
-      <w:r>
-        <w:t xml:space="preserve"> </w:t>
-      </w:r>
-      <w:r>
-        <w:t xml:space="preserve">루스: 그리고 먼저 소식 하나. 리처드, 들어와 있어요?</w:t>
-      </w:r>
-    </w:p>
-    <w:p>
-      <w:pPr>
-        <w:numPr>
-          <w:ilvl w:val="0"/>
-          <w:numId w:val="1002"/>
-        </w:numPr>
+    </w:p>
+    <w:p>
+      <w:pPr>
+        <w:pStyle w:val="BodyText"/>
       </w:pPr>
       <w:r>
         <w:t xml:space="preserve">RICHARD: I’m here. Good morning, Austin. I’ll be brief, because Ruth timed me.</w:t>
       </w:r>
-      <w:r>
-        <w:t xml:space="preserve"> </w:t>
-      </w:r>
-      <w:r>
-        <w:t xml:space="preserve">리처드: 여기 있어요. 좋은 아침, 오스틴. 짧게 할게요. 루스가 시간을 재고 있어서.</w:t>
-      </w:r>
-    </w:p>
-    <w:p>
-      <w:pPr>
-        <w:numPr>
-          <w:ilvl w:val="0"/>
-          <w:numId w:val="1002"/>
-        </w:numPr>
+    </w:p>
+    <w:p>
+      <w:pPr>
+        <w:pStyle w:val="BodyText"/>
       </w:pPr>
       <w:r>
         <w:t xml:space="preserve">RUTH: Three minutes. I’m counting.</w:t>
       </w:r>
-      <w:r>
-        <w:t xml:space="preserve"> </w:t>
-      </w:r>
-      <w:r>
-        <w:t xml:space="preserve">루스: 3분. 세고 있어요.</w:t>
-      </w:r>
-    </w:p>
-    <w:p>
-      <w:pPr>
-        <w:numPr>
-          <w:ilvl w:val="0"/>
-          <w:numId w:val="1002"/>
-        </w:numPr>
+    </w:p>
+    <w:p>
+      <w:pPr>
+        <w:pStyle w:val="BodyText"/>
       </w:pPr>
       <w:r>
         <w:t xml:space="preserve">RICHARD: Starting tomorrow, Northgate will sell about a third of our remaining shares over three months, under a plan we filed in May. My fund is ten years old, and our investors are teachers and nurses waiting for their pensions. Selling some isn’t a vote against Veyra. It’s a promise kept to them.</w:t>
       </w:r>
-      <w:r>
-        <w:t xml:space="preserve"> </w:t>
-      </w:r>
-      <w:r>
-        <w:t xml:space="preserve">리처드: 내일부터 노스게이트는 5월에 제출한 계획에 따라 남은 주식의 약 3분의 1을 3개월에 걸쳐 팝니다. 우리 펀드는 10년 차이고, 출자자는 연금을 기다리는 교사와 간호사들이에요. 일부를 파는 건 베이라에 대한 반대표가 아니에요. 그분들께 한 약속을 지키는 거예요.</w:t>
-      </w:r>
-    </w:p>
-    <w:p>
-      <w:pPr>
-        <w:numPr>
-          <w:ilvl w:val="0"/>
-          <w:numId w:val="1002"/>
-        </w:numPr>
+    </w:p>
+    <w:p>
+      <w:pPr>
+        <w:pStyle w:val="BodyText"/>
       </w:pPr>
       <w:r>
         <w:t xml:space="preserve">ELAINE: And for the record, Brightwater isn’t selling a single share. Not this year.</w:t>
       </w:r>
-      <w:r>
-        <w:t xml:space="preserve"> </w:t>
-      </w:r>
-      <w:r>
-        <w:t xml:space="preserve">일레인: 그리고 기록을 위해 말하면, 브라이트워터는 한 주도 안 팝니다. 올해는.</w:t>
-      </w:r>
-    </w:p>
-    <w:p>
-      <w:pPr>
-        <w:numPr>
-          <w:ilvl w:val="0"/>
-          <w:numId w:val="1002"/>
-        </w:numPr>
+    </w:p>
+    <w:p>
+      <w:pPr>
+        <w:pStyle w:val="BodyText"/>
       </w:pPr>
       <w:r>
         <w:t xml:space="preserve">RICHARD: Elaine always gets the better line.</w:t>
       </w:r>
-      <w:r>
-        <w:t xml:space="preserve"> </w:t>
-      </w:r>
-      <w:r>
-        <w:t xml:space="preserve">리처드: 일레인은 늘 더 좋은 대사를 가져가요.</w:t>
-      </w:r>
-    </w:p>
-    <w:p>
-      <w:pPr>
-        <w:numPr>
-          <w:ilvl w:val="0"/>
-          <w:numId w:val="1002"/>
-        </w:numPr>
+    </w:p>
+    <w:p>
+      <w:pPr>
+        <w:pStyle w:val="BodyText"/>
       </w:pPr>
       <w:r>
         <w:t xml:space="preserve">BEN: Can I ask Richard a question?</w:t>
       </w:r>
-      <w:r>
-        <w:t xml:space="preserve"> </w:t>
-      </w:r>
-      <w:r>
-        <w:t xml:space="preserve">벤: 리처드께 질문해도 될까요?</w:t>
-      </w:r>
-    </w:p>
-    <w:p>
-      <w:pPr>
-        <w:numPr>
-          <w:ilvl w:val="0"/>
-          <w:numId w:val="1002"/>
-        </w:numPr>
+    </w:p>
+    <w:p>
+      <w:pPr>
+        <w:pStyle w:val="BodyText"/>
       </w:pPr>
       <w:r>
         <w:t xml:space="preserve">NOAH: Of course. Ben, go ahead.</w:t>
       </w:r>
-      <w:r>
-        <w:t xml:space="preserve"> </w:t>
-      </w:r>
-      <w:r>
-        <w:t xml:space="preserve">노아: 물론이죠. 벤, 하세요.</w:t>
-      </w:r>
-    </w:p>
-    <w:p>
-      <w:pPr>
-        <w:numPr>
-          <w:ilvl w:val="0"/>
-          <w:numId w:val="1002"/>
-        </w:numPr>
+    </w:p>
+    <w:p>
+      <w:pPr>
+        <w:pStyle w:val="BodyText"/>
       </w:pPr>
       <w:r>
         <w:t xml:space="preserve">BEN: If Richard’s selling, should we sell too? My loans say yes. My gut says no.</w:t>
       </w:r>
-      <w:r>
-        <w:t xml:space="preserve"> </w:t>
-      </w:r>
-      <w:r>
-        <w:t xml:space="preserve">벤: 리처드가 판다면, 저희도 팔아야 하나요? 대출은 그렇다고 하고. 직감은 아니라고 해요.</w:t>
-      </w:r>
-    </w:p>
-    <w:p>
-      <w:pPr>
-        <w:numPr>
-          <w:ilvl w:val="0"/>
-          <w:numId w:val="1002"/>
-        </w:numPr>
+    </w:p>
+    <w:p>
+      <w:pPr>
+        <w:pStyle w:val="BodyText"/>
       </w:pPr>
       <w:r>
         <w:t xml:space="preserve">RICHARD: Ben, that’s the best question anyone has asked me this year. My reasons are about my fund’s calendar, not about Veyra’s future, and your reasons should be about your life, not about mine. If paying off your loans lets you sleep at night, that’s a good investment too.</w:t>
       </w:r>
-      <w:r>
-        <w:t xml:space="preserve"> </w:t>
-      </w:r>
-      <w:r>
-        <w:t xml:space="preserve">리처드: 벤, 올해 들은 질문 중 최고예요. 내 이유는 베이라의 미래가 아니라 우리 펀드의 달력에 관한 거고, 당신 이유는 내 삶이 아니라 당신 삶에 관한 것이어야 해요. 대출을 갚아서 밤에 잠을 잘 수 있다면, 그것도 좋은 투자예요.</w:t>
-      </w:r>
-    </w:p>
-    <w:p>
-      <w:pPr>
-        <w:numPr>
-          <w:ilvl w:val="0"/>
-          <w:numId w:val="1002"/>
-        </w:numPr>
+    </w:p>
+    <w:p>
+      <w:pPr>
+        <w:pStyle w:val="BodyText"/>
       </w:pPr>
       <w:r>
         <w:t xml:space="preserve">BEN: So it’s not a signal?</w:t>
       </w:r>
-      <w:r>
-        <w:t xml:space="preserve"> </w:t>
-      </w:r>
-      <w:r>
-        <w:t xml:space="preserve">벤: 그러니까 신호가 아니라는 거죠?</w:t>
-      </w:r>
-    </w:p>
-    <w:p>
-      <w:pPr>
-        <w:numPr>
-          <w:ilvl w:val="0"/>
-          <w:numId w:val="1002"/>
-        </w:numPr>
+    </w:p>
+    <w:p>
+      <w:pPr>
+        <w:pStyle w:val="BodyText"/>
       </w:pPr>
       <w:r>
         <w:t xml:space="preserve">RICHARD: It’s a schedule. Not a signal.</w:t>
       </w:r>
-      <w:r>
-        <w:t xml:space="preserve"> </w:t>
-      </w:r>
-      <w:r>
-        <w:t xml:space="preserve">리처드: 일정이에요. 신호가 아니라.</w:t>
-      </w:r>
-    </w:p>
-    <w:p>
-      <w:pPr>
-        <w:numPr>
-          <w:ilvl w:val="0"/>
-          <w:numId w:val="1002"/>
-        </w:numPr>
+    </w:p>
+    <w:p>
+      <w:pPr>
+        <w:pStyle w:val="BodyText"/>
       </w:pPr>
       <w:r>
         <w:t xml:space="preserve">PAUL: And as CFO, I can’t tell you whether to sell. Nobody here can. That’s personal advice.</w:t>
       </w:r>
-      <w:r>
-        <w:t xml:space="preserve"> </w:t>
-      </w:r>
-      <w:r>
-        <w:t xml:space="preserve">폴: 그리고 CFO로서, 팔지 말지는 말씀드릴 수 없어요. 여기 누구도 못 해요. 그건 개인 자문이니까.</w:t>
-      </w:r>
-    </w:p>
-    <w:p>
-      <w:pPr>
-        <w:numPr>
-          <w:ilvl w:val="0"/>
-          <w:numId w:val="1002"/>
-        </w:numPr>
+    </w:p>
+    <w:p>
+      <w:pPr>
+        <w:pStyle w:val="BodyText"/>
       </w:pPr>
       <w:r>
         <w:t xml:space="preserve">NOAH: What we can tell you is when you’re allowed to, and how. Diane?</w:t>
       </w:r>
-      <w:r>
-        <w:t xml:space="preserve"> </w:t>
-      </w:r>
-      <w:r>
-        <w:t xml:space="preserve">노아: 우리가 말할 수 있는 건 언제, 어떻게 허용되는지예요. 다이앤?</w:t>
-      </w:r>
-    </w:p>
-    <w:p>
-      <w:pPr>
-        <w:numPr>
-          <w:ilvl w:val="0"/>
-          <w:numId w:val="1002"/>
-        </w:numPr>
+    </w:p>
+    <w:p>
+      <w:pPr>
+        <w:pStyle w:val="BodyText"/>
       </w:pPr>
       <w:r>
         <w:t xml:space="preserve">DIANE: Three rules. Rule one: you trade only when the window is open.</w:t>
       </w:r>
-      <w:r>
-        <w:t xml:space="preserve"> </w:t>
-      </w:r>
-      <w:r>
-        <w:t xml:space="preserve">다이앤: 세 가지 원칙. 원칙 1: 창이 열려 있을 때만 거래한다.</w:t>
-      </w:r>
-    </w:p>
-    <w:p>
-      <w:pPr>
-        <w:numPr>
-          <w:ilvl w:val="0"/>
-          <w:numId w:val="1002"/>
-        </w:numPr>
+    </w:p>
+    <w:p>
+      <w:pPr>
+        <w:pStyle w:val="BodyText"/>
       </w:pPr>
       <w:r>
         <w:t xml:space="preserve">ROSA: When is it open?</w:t>
       </w:r>
-      <w:r>
-        <w:t xml:space="preserve"> </w:t>
-      </w:r>
-      <w:r>
-        <w:t xml:space="preserve">로사: 언제 열려 있어요?</w:t>
-      </w:r>
-    </w:p>
-    <w:p>
-      <w:pPr>
-        <w:numPr>
-          <w:ilvl w:val="0"/>
-          <w:numId w:val="1002"/>
-        </w:numPr>
+    </w:p>
+    <w:p>
+      <w:pPr>
+        <w:pStyle w:val="BodyText"/>
       </w:pPr>
       <w:r>
         <w:t xml:space="preserve">DIANE: The window opens two business days after we announce quarterly results, and it closes two weeks before the end of the next quarter. Outside that window, you can’t trade, even if you know nothing, because the company can’t prove you knew nothing. That’s why we call it a blackout period.</w:t>
       </w:r>
-      <w:r>
-        <w:t xml:space="preserve"> </w:t>
-      </w:r>
-      <w:r>
-        <w:t xml:space="preserve">다이앤: 창은 분기 실적 발표 2영업일 후에 열리고, 다음 분기 말 2주 전에 닫혀요. 그 창 밖에서는 아무것도 모르더라도 거래할 수 없어요. 아무것도 몰랐다는 걸 회사가 증명할 수 없으니까요. 그래서 블랙아웃 기간이라고 불러요.</w:t>
-      </w:r>
-    </w:p>
-    <w:p>
-      <w:pPr>
-        <w:numPr>
-          <w:ilvl w:val="0"/>
-          <w:numId w:val="1002"/>
-        </w:numPr>
+    </w:p>
+    <w:p>
+      <w:pPr>
+        <w:pStyle w:val="BodyText"/>
       </w:pPr>
       <w:r>
         <w:t xml:space="preserve">ROSA: So right now?</w:t>
       </w:r>
-      <w:r>
-        <w:t xml:space="preserve"> </w:t>
-      </w:r>
-      <w:r>
-        <w:t xml:space="preserve">로사: 그럼 지금은요?</w:t>
-      </w:r>
-    </w:p>
-    <w:p>
-      <w:pPr>
-        <w:numPr>
-          <w:ilvl w:val="0"/>
-          <w:numId w:val="1002"/>
-        </w:numPr>
+    </w:p>
+    <w:p>
+      <w:pPr>
+        <w:pStyle w:val="BodyText"/>
       </w:pPr>
       <w:r>
         <w:t xml:space="preserve">DIANE: Open. Until September seventeenth. Then closed until November.</w:t>
       </w:r>
-      <w:r>
-        <w:t xml:space="preserve"> </w:t>
-      </w:r>
-      <w:r>
-        <w:t xml:space="preserve">다이앤: 열려 있어요. 9월 17일까지. 그다음엔 11월까지 닫혀요.</w:t>
-      </w:r>
-    </w:p>
-    <w:p>
-      <w:pPr>
-        <w:numPr>
-          <w:ilvl w:val="0"/>
-          <w:numId w:val="1002"/>
-        </w:numPr>
+    </w:p>
+    <w:p>
+      <w:pPr>
+        <w:pStyle w:val="BodyText"/>
       </w:pPr>
       <w:r>
         <w:t xml:space="preserve">BEN: And rule two?</w:t>
       </w:r>
-      <w:r>
-        <w:t xml:space="preserve"> </w:t>
-      </w:r>
-      <w:r>
-        <w:t xml:space="preserve">벤: 그리고 원칙 2는요?</w:t>
-      </w:r>
-    </w:p>
-    <w:p>
-      <w:pPr>
-        <w:numPr>
-          <w:ilvl w:val="0"/>
-          <w:numId w:val="1002"/>
-        </w:numPr>
+    </w:p>
+    <w:p>
+      <w:pPr>
+        <w:pStyle w:val="BodyText"/>
       </w:pPr>
       <w:r>
         <w:t xml:space="preserve">DIANE: Never trade on material non-public information. Anything a reasonable investor would want to know.</w:t>
       </w:r>
-      <w:r>
-        <w:t xml:space="preserve"> </w:t>
-      </w:r>
-      <w:r>
-        <w:t xml:space="preserve">다이앤: 미공개 중요 정보로 절대 거래하지 않는다. 합리적인 투자자라면 알고 싶어 할 모든 것.</w:t>
-      </w:r>
-    </w:p>
-    <w:p>
-      <w:pPr>
-        <w:numPr>
-          <w:ilvl w:val="0"/>
-          <w:numId w:val="1002"/>
-        </w:numPr>
+    </w:p>
+    <w:p>
+      <w:pPr>
+        <w:pStyle w:val="BodyText"/>
       </w:pPr>
       <w:r>
         <w:t xml:space="preserve">MARISOL: Give them a real example. From this building.</w:t>
       </w:r>
-      <w:r>
-        <w:t xml:space="preserve"> </w:t>
-      </w:r>
-      <w:r>
-        <w:t xml:space="preserve">마리솔: 실제 예를 들어 줘요. 이 건물에서 있었던 걸로.</w:t>
-      </w:r>
-    </w:p>
-    <w:p>
-      <w:pPr>
-        <w:numPr>
-          <w:ilvl w:val="0"/>
-          <w:numId w:val="1002"/>
-        </w:numPr>
+    </w:p>
+    <w:p>
+      <w:pPr>
+        <w:pStyle w:val="BodyText"/>
       </w:pPr>
       <w:r>
         <w:t xml:space="preserve">DIANE: Fine. Last week, Marisol’s team confirmed our second component supplier for Line C. That’s good news, and it isn’t public until tomorrow’s release. Anyone who knew it and bought shares last week, or told a cousin to buy, broke the law, even if they made only fifty dollars.</w:t>
       </w:r>
-      <w:r>
-        <w:t xml:space="preserve"> </w:t>
-      </w:r>
-      <w:r>
-        <w:t xml:space="preserve">다이앤: 좋아요. 지난주 마리솔 팀이 라인 C의 두 번째 부품 공급사를 확정했어요. 좋은 소식이고, 내일 보도자료 전까지는 비공개예요. 그걸 알고 지난주에 주식을 샀거나 사촌한테 사라고 했다면, 50달러만 벌었더라도 법을 어긴 거예요.</w:t>
-      </w:r>
-    </w:p>
-    <w:p>
-      <w:pPr>
-        <w:numPr>
-          <w:ilvl w:val="0"/>
-          <w:numId w:val="1002"/>
-        </w:numPr>
+    </w:p>
+    <w:p>
+      <w:pPr>
+        <w:pStyle w:val="BodyText"/>
       </w:pPr>
       <w:r>
         <w:t xml:space="preserve">MARISOL: Which is why I didn’t tell my husband. He was very offended.</w:t>
       </w:r>
-      <w:r>
-        <w:t xml:space="preserve"> </w:t>
-      </w:r>
-      <w:r>
-        <w:t xml:space="preserve">마리솔: 그래서 남편한테도 말 안 했어요. 아주 서운해하더라고요.</w:t>
-      </w:r>
-    </w:p>
-    <w:p>
-      <w:pPr>
-        <w:numPr>
-          <w:ilvl w:val="0"/>
-          <w:numId w:val="1002"/>
-        </w:numPr>
+    </w:p>
+    <w:p>
+      <w:pPr>
+        <w:pStyle w:val="BodyText"/>
       </w:pPr>
       <w:r>
         <w:t xml:space="preserve">ROSA: What if I just mention it at dinner? Not to trade. Just talking.</w:t>
       </w:r>
-      <w:r>
-        <w:t xml:space="preserve"> </w:t>
-      </w:r>
-      <w:r>
-        <w:t xml:space="preserve">로사: 그냥 저녁 먹다가 얘기하면요? 거래하려는 게 아니라. 그냥 대화로.</w:t>
-      </w:r>
-    </w:p>
-    <w:p>
-      <w:pPr>
-        <w:numPr>
-          <w:ilvl w:val="0"/>
-          <w:numId w:val="1002"/>
-        </w:numPr>
+    </w:p>
+    <w:p>
+      <w:pPr>
+        <w:pStyle w:val="BodyText"/>
       </w:pPr>
       <w:r>
         <w:t xml:space="preserve">DIANE: Then your brother-in-law trades, and you both get a letter. It’s called tipping.</w:t>
       </w:r>
-      <w:r>
-        <w:t xml:space="preserve"> </w:t>
-      </w:r>
-      <w:r>
-        <w:t xml:space="preserve">다이앤: 그럼 당신 형부가 거래하고, 둘 다 서한을 받죠. 그걸 정보 제공이라고 해요.</w:t>
-      </w:r>
-    </w:p>
-    <w:p>
-      <w:pPr>
-        <w:numPr>
-          <w:ilvl w:val="0"/>
-          <w:numId w:val="1002"/>
-        </w:numPr>
+    </w:p>
+    <w:p>
+      <w:pPr>
+        <w:pStyle w:val="BodyText"/>
       </w:pPr>
       <w:r>
         <w:t xml:space="preserve">ROSA: …My brother-in-law definitely trades.</w:t>
       </w:r>
-      <w:r>
-        <w:t xml:space="preserve"> </w:t>
-      </w:r>
-      <w:r>
-        <w:t xml:space="preserve">로사: …우리 형부는 확실히 거래해요.</w:t>
-      </w:r>
-    </w:p>
-    <w:p>
-      <w:pPr>
-        <w:numPr>
-          <w:ilvl w:val="0"/>
-          <w:numId w:val="1002"/>
-        </w:numPr>
+    </w:p>
+    <w:p>
+      <w:pPr>
+        <w:pStyle w:val="BodyText"/>
       </w:pPr>
       <w:r>
         <w:t xml:space="preserve">DIANE: Rule three: before you sell, you ask me. Pre-clearance. Every time, even for ten shares.</w:t>
       </w:r>
-      <w:r>
-        <w:t xml:space="preserve"> </w:t>
-      </w:r>
-      <w:r>
-        <w:t xml:space="preserve">다이앤: 원칙 3: 팔기 전에 나한테 묻는다. 사전 승인. 매번, 10주라도.</w:t>
-      </w:r>
-    </w:p>
-    <w:p>
-      <w:pPr>
-        <w:numPr>
-          <w:ilvl w:val="0"/>
-          <w:numId w:val="1002"/>
-        </w:numPr>
+    </w:p>
+    <w:p>
+      <w:pPr>
+        <w:pStyle w:val="BodyText"/>
       </w:pPr>
       <w:r>
         <w:t xml:space="preserve">BEN: Even if the window is open?</w:t>
       </w:r>
-      <w:r>
-        <w:t xml:space="preserve"> </w:t>
-      </w:r>
-      <w:r>
-        <w:t xml:space="preserve">벤: 창이 열려 있어도요?</w:t>
-      </w:r>
-    </w:p>
-    <w:p>
-      <w:pPr>
-        <w:numPr>
-          <w:ilvl w:val="0"/>
-          <w:numId w:val="1002"/>
-        </w:numPr>
+    </w:p>
+    <w:p>
+      <w:pPr>
+        <w:pStyle w:val="BodyText"/>
       </w:pPr>
       <w:r>
         <w:t xml:space="preserve">DIANE: Even then. Something might be happening that you don’t know about. I’d know.</w:t>
       </w:r>
-      <w:r>
-        <w:t xml:space="preserve"> </w:t>
-      </w:r>
-      <w:r>
-        <w:t xml:space="preserve">다이앤: 그래도요. 당신이 모르는 일이 진행 중일 수 있어요. 나는 알 테고.</w:t>
-      </w:r>
-    </w:p>
-    <w:p>
-      <w:pPr>
-        <w:numPr>
-          <w:ilvl w:val="0"/>
-          <w:numId w:val="1002"/>
-        </w:numPr>
+    </w:p>
+    <w:p>
+      <w:pPr>
+        <w:pStyle w:val="BodyText"/>
       </w:pPr>
       <w:r>
         <w:t xml:space="preserve">TASHA: That’s the card. First second:</w:t>
@@ -1451,40 +944,13 @@
       <w:r>
         <w:t xml:space="preserve">”</w:t>
       </w:r>
-      <w:r>
-        <w:t xml:space="preserve"> </w:t>
-      </w:r>
-      <w:r>
-        <w:t xml:space="preserve">타샤: 그게 카드예요. 첫 1초:</w:t>
-      </w:r>
-      <w:r>
-        <w:t xml:space="preserve"> </w:t>
-      </w:r>
-      <w:r>
-        <w:t xml:space="preserve">“</w:t>
-      </w:r>
-      <w:r>
-        <w:t xml:space="preserve">다이앤에게 물어라.</w:t>
-      </w:r>
-      <w:r>
-        <w:t xml:space="preserve">”</w:t>
-      </w:r>
-    </w:p>
-    <w:p>
-      <w:pPr>
-        <w:numPr>
-          <w:ilvl w:val="0"/>
-          <w:numId w:val="1002"/>
-        </w:numPr>
+    </w:p>
+    <w:p>
+      <w:pPr>
+        <w:pStyle w:val="BodyText"/>
       </w:pPr>
       <w:r>
         <w:t xml:space="preserve">LEO: Can I add something from the lab? When we test a syringe, we don’t trust the person who made it, we trust the record. Trading rules work the same way. They protect honest people, because they make honesty provable. That’s not bureaucracy. That’s how you stay clean.</w:t>
-      </w:r>
-      <w:r>
-        <w:t xml:space="preserve"> </w:t>
-      </w:r>
-      <w:r>
-        <w:t xml:space="preserve">레오: 실험실 쪽에서 하나 덧붙여도 될까요? 주사기를 시험할 때, 우린 만든 사람을 믿지 않고 기록을 믿어요. 거래 규칙도 똑같아요. 정직을 증명할 수 있게 해 주니까, 정직한 사람을 보호하죠. 관료주의가 아니에요. 깨끗하게 지내는 방법이에요.</w:t>
       </w:r>
     </w:p>
     <w:bookmarkEnd w:id="22"/>
@@ -1499,27 +965,15 @@
     </w:p>
     <w:p>
       <w:pPr>
-        <w:numPr>
-          <w:ilvl w:val="0"/>
-          <w:numId w:val="1003"/>
-        </w:numPr>
+        <w:pStyle w:val="FirstParagraph"/>
       </w:pPr>
       <w:r>
         <w:t xml:space="preserve">DIANE: Welcome back. This afternoon, scenarios. You decide. I grade.</w:t>
       </w:r>
-      <w:r>
-        <w:t xml:space="preserve"> </w:t>
-      </w:r>
-      <w:r>
-        <w:t xml:space="preserve">다이앤: 다시 오신 걸 환영해요. 오후엔 시나리오. 여러분이 결정하고. 내가 채점해요.</w:t>
-      </w:r>
-    </w:p>
-    <w:p>
-      <w:pPr>
-        <w:numPr>
-          <w:ilvl w:val="0"/>
-          <w:numId w:val="1003"/>
-        </w:numPr>
+    </w:p>
+    <w:p>
+      <w:pPr>
+        <w:pStyle w:val="BodyText"/>
       </w:pPr>
       <w:r>
         <w:t xml:space="preserve">TASHA: Scenario one. You’re in the elevator, and Paul says,</w:t>
@@ -1542,11 +996,37 @@
       <w:r>
         <w:t xml:space="preserve">The window’s open. Can you buy?</w:t>
       </w:r>
-      <w:r>
-        <w:t xml:space="preserve"> </w:t>
-      </w:r>
-      <w:r>
-        <w:t xml:space="preserve">타샤: 시나리오 1. 엘리베이터에서 폴이</w:t>
+    </w:p>
+    <w:p>
+      <w:pPr>
+        <w:pStyle w:val="BodyText"/>
+      </w:pPr>
+      <w:r>
+        <w:t xml:space="preserve">BEN: No. Because now I know something.</w:t>
+      </w:r>
+    </w:p>
+    <w:p>
+      <w:pPr>
+        <w:pStyle w:val="BodyText"/>
+      </w:pPr>
+      <w:r>
+        <w:t xml:space="preserve">DIANE: Correct. An open window doesn’t mean an open mind. Information closes it.</w:t>
+      </w:r>
+    </w:p>
+    <w:p>
+      <w:pPr>
+        <w:pStyle w:val="BodyText"/>
+      </w:pPr>
+      <w:r>
+        <w:t xml:space="preserve">PAUL: And for the record, I would never say that in an elevator.</w:t>
+      </w:r>
+    </w:p>
+    <w:p>
+      <w:pPr>
+        <w:pStyle w:val="BodyText"/>
+      </w:pPr>
+      <w:r>
+        <w:t xml:space="preserve">ROSA: You said</w:t>
       </w:r>
       <w:r>
         <w:t xml:space="preserve"> </w:t>
@@ -1555,522 +1035,208 @@
         <w:t xml:space="preserve">“</w:t>
       </w:r>
       <w:r>
-        <w:t xml:space="preserve">대단한 분기야</w:t>
+        <w:t xml:space="preserve">big day</w:t>
       </w:r>
       <w:r>
         <w:t xml:space="preserve">”</w:t>
       </w:r>
       <w:r>
-        <w:t xml:space="preserve">라고 말해요. 창은 열려 있어요. 사도 될까요?</w:t>
-      </w:r>
-    </w:p>
-    <w:p>
-      <w:pPr>
-        <w:numPr>
-          <w:ilvl w:val="0"/>
-          <w:numId w:val="1003"/>
-        </w:numPr>
-      </w:pPr>
-      <w:r>
-        <w:t xml:space="preserve">BEN: No. Because now I know something.</w:t>
-      </w:r>
-      <w:r>
-        <w:t xml:space="preserve"> </w:t>
-      </w:r>
-      <w:r>
-        <w:t xml:space="preserve">벤: 아니요. 이제 뭔가를 알게 됐으니까요.</w:t>
-      </w:r>
-    </w:p>
-    <w:p>
-      <w:pPr>
-        <w:numPr>
-          <w:ilvl w:val="0"/>
-          <w:numId w:val="1003"/>
-        </w:numPr>
-      </w:pPr>
-      <w:r>
-        <w:t xml:space="preserve">DIANE: Correct. An open window doesn’t mean an open mind. Information closes it.</w:t>
-      </w:r>
-      <w:r>
-        <w:t xml:space="preserve"> </w:t>
-      </w:r>
-      <w:r>
-        <w:t xml:space="preserve">다이앤: 정답. 창이 열려 있다고 머릿속까지 비어 있는 건 아니에요. 정보가 창을 닫아요.</w:t>
-      </w:r>
-    </w:p>
-    <w:p>
-      <w:pPr>
-        <w:numPr>
-          <w:ilvl w:val="0"/>
-          <w:numId w:val="1003"/>
-        </w:numPr>
-      </w:pPr>
-      <w:r>
-        <w:t xml:space="preserve">PAUL: And for the record, I would never say that in an elevator.</w:t>
-      </w:r>
-      <w:r>
-        <w:t xml:space="preserve"> </w:t>
-      </w:r>
-      <w:r>
-        <w:t xml:space="preserve">폴: 그리고 기록을 위해 말하면, 난 엘리베이터에서 절대 그런 말 안 해요.</w:t>
-      </w:r>
-    </w:p>
-    <w:p>
-      <w:pPr>
-        <w:numPr>
-          <w:ilvl w:val="0"/>
-          <w:numId w:val="1003"/>
-        </w:numPr>
-      </w:pPr>
-      <w:r>
-        <w:t xml:space="preserve">ROSA: You said</w:t>
-      </w:r>
-      <w:r>
-        <w:t xml:space="preserve"> </w:t>
-      </w:r>
-      <w:r>
-        <w:t xml:space="preserve">“</w:t>
-      </w:r>
-      <w:r>
-        <w:t xml:space="preserve">big day</w:t>
-      </w:r>
-      <w:r>
-        <w:t xml:space="preserve">”</w:t>
-      </w:r>
-      <w:r>
         <w:t xml:space="preserve"> </w:t>
       </w:r>
       <w:r>
         <w:t xml:space="preserve">this morning in the kitchen.</w:t>
       </w:r>
-      <w:r>
-        <w:t xml:space="preserve"> </w:t>
-      </w:r>
-      <w:r>
-        <w:t xml:space="preserve">로사: 오늘 아침 탕비실에서</w:t>
-      </w:r>
-      <w:r>
-        <w:t xml:space="preserve"> </w:t>
-      </w:r>
-      <w:r>
-        <w:t xml:space="preserve">“</w:t>
-      </w:r>
-      <w:r>
-        <w:t xml:space="preserve">대단한 날</w:t>
-      </w:r>
-      <w:r>
-        <w:t xml:space="preserve">”</w:t>
-      </w:r>
-      <w:r>
-        <w:t xml:space="preserve">이라고 하셨잖아요.</w:t>
-      </w:r>
-    </w:p>
-    <w:p>
-      <w:pPr>
-        <w:numPr>
-          <w:ilvl w:val="0"/>
-          <w:numId w:val="1003"/>
-        </w:numPr>
+    </w:p>
+    <w:p>
+      <w:pPr>
+        <w:pStyle w:val="BodyText"/>
       </w:pPr>
       <w:r>
         <w:t xml:space="preserve">PAUL: About the coffee machine. It was finally repaired.</w:t>
       </w:r>
-      <w:r>
-        <w:t xml:space="preserve"> </w:t>
-      </w:r>
-      <w:r>
-        <w:t xml:space="preserve">폴: 커피 머신 얘기였어요. 드디어 고쳐졌거든요.</w:t>
-      </w:r>
-    </w:p>
-    <w:p>
-      <w:pPr>
-        <w:numPr>
-          <w:ilvl w:val="0"/>
-          <w:numId w:val="1003"/>
-        </w:numPr>
+    </w:p>
+    <w:p>
+      <w:pPr>
+        <w:pStyle w:val="BodyText"/>
       </w:pPr>
       <w:r>
         <w:t xml:space="preserve">TASHA: Scenario two. Your aunt reads about the counterfeits in Vietnam. She asks if she should sell.</w:t>
       </w:r>
-      <w:r>
-        <w:t xml:space="preserve"> </w:t>
-      </w:r>
-      <w:r>
-        <w:t xml:space="preserve">타샤: 시나리오 2. 이모가 베트남 위조품 기사를 읽었어요. 팔아야 하냐고 물어요.</w:t>
-      </w:r>
-    </w:p>
-    <w:p>
-      <w:pPr>
-        <w:numPr>
-          <w:ilvl w:val="0"/>
-          <w:numId w:val="1003"/>
-        </w:numPr>
+    </w:p>
+    <w:p>
+      <w:pPr>
+        <w:pStyle w:val="BodyText"/>
       </w:pPr>
       <w:r>
         <w:t xml:space="preserve">ROSA: That was public. A press release. So I can talk about it?</w:t>
       </w:r>
-      <w:r>
-        <w:t xml:space="preserve"> </w:t>
-      </w:r>
-      <w:r>
-        <w:t xml:space="preserve">로사: 그건 공개된 거예요. 보도자료. 그럼 얘기해도 되죠?</w:t>
-      </w:r>
-    </w:p>
-    <w:p>
-      <w:pPr>
-        <w:numPr>
-          <w:ilvl w:val="0"/>
-          <w:numId w:val="1003"/>
-        </w:numPr>
+    </w:p>
+    <w:p>
+      <w:pPr>
+        <w:pStyle w:val="BodyText"/>
       </w:pPr>
       <w:r>
         <w:t xml:space="preserve">DIANE: You can talk about what’s public, exactly as it was published. But don’t add anything you learned inside, like how the platform call went or what Leo found next. And never tell her what to do with her shares. You’re not her advisor.</w:t>
       </w:r>
-      <w:r>
-        <w:t xml:space="preserve"> </w:t>
-      </w:r>
-      <w:r>
-        <w:t xml:space="preserve">다이앤: 공개된 것은, 공개된 그대로 얘기해도 돼요. 하지만 플랫폼 통화가 어땠는지, 레오가 그다음에 뭘 찾았는지처럼 안에서 알게 된 건 덧붙이지 마세요. 그리고 주식을 어떻게 하라고 절대 말하지 마세요. 당신은 그분의 자문가가 아니에요.</w:t>
-      </w:r>
-    </w:p>
-    <w:p>
-      <w:pPr>
-        <w:numPr>
-          <w:ilvl w:val="0"/>
-          <w:numId w:val="1003"/>
-        </w:numPr>
+    </w:p>
+    <w:p>
+      <w:pPr>
+        <w:pStyle w:val="BodyText"/>
       </w:pPr>
       <w:r>
         <w:t xml:space="preserve">ROSA: Talk about the press release. Not about the press release’s backstage.</w:t>
       </w:r>
-      <w:r>
-        <w:t xml:space="preserve"> </w:t>
-      </w:r>
-      <w:r>
-        <w:t xml:space="preserve">로사: 보도자료 얘기는 하고. 보도자료의 무대 뒤 얘기는 말고.</w:t>
-      </w:r>
-    </w:p>
-    <w:p>
-      <w:pPr>
-        <w:numPr>
-          <w:ilvl w:val="0"/>
-          <w:numId w:val="1003"/>
-        </w:numPr>
+    </w:p>
+    <w:p>
+      <w:pPr>
+        <w:pStyle w:val="BodyText"/>
       </w:pPr>
       <w:r>
         <w:t xml:space="preserve">DIANE: Perfect. Better than I said it.</w:t>
       </w:r>
-      <w:r>
-        <w:t xml:space="preserve"> </w:t>
-      </w:r>
-      <w:r>
-        <w:t xml:space="preserve">다이앤: 완벽해요. 내가 말한 것보다 낫네요.</w:t>
-      </w:r>
-    </w:p>
-    <w:p>
-      <w:pPr>
-        <w:numPr>
-          <w:ilvl w:val="0"/>
-          <w:numId w:val="1003"/>
-        </w:numPr>
+    </w:p>
+    <w:p>
+      <w:pPr>
+        <w:pStyle w:val="BodyText"/>
       </w:pPr>
       <w:r>
         <w:t xml:space="preserve">TASHA: Scenario three. You want to sell every quarter, automatically, without thinking. Is there a way?</w:t>
       </w:r>
-      <w:r>
-        <w:t xml:space="preserve"> </w:t>
-      </w:r>
-      <w:r>
-        <w:t xml:space="preserve">타샤: 시나리오 3. 매 분기 자동으로, 생각하지 않고 팔고 싶어요. 방법이 있을까요?</w:t>
-      </w:r>
-    </w:p>
-    <w:p>
-      <w:pPr>
-        <w:numPr>
-          <w:ilvl w:val="0"/>
-          <w:numId w:val="1003"/>
-        </w:numPr>
+    </w:p>
+    <w:p>
+      <w:pPr>
+        <w:pStyle w:val="BodyText"/>
       </w:pPr>
       <w:r>
         <w:t xml:space="preserve">RUTH: That’s Richard’s tool. A trading plan. A 10b5-1 plan.</w:t>
       </w:r>
-      <w:r>
-        <w:t xml:space="preserve"> </w:t>
-      </w:r>
-      <w:r>
-        <w:t xml:space="preserve">루스: 그게 리처드가 쓴 도구예요. 거래 계획. 10b5-1 계획.</w:t>
-      </w:r>
-    </w:p>
-    <w:p>
-      <w:pPr>
-        <w:numPr>
-          <w:ilvl w:val="0"/>
-          <w:numId w:val="1003"/>
-        </w:numPr>
+    </w:p>
+    <w:p>
+      <w:pPr>
+        <w:pStyle w:val="BodyText"/>
       </w:pPr>
       <w:r>
         <w:t xml:space="preserve">BEN: What does that mean in normal English?</w:t>
       </w:r>
-      <w:r>
-        <w:t xml:space="preserve"> </w:t>
-      </w:r>
-      <w:r>
-        <w:t xml:space="preserve">벤: 그게 보통 영어로 무슨 뜻이에요?</w:t>
-      </w:r>
-    </w:p>
-    <w:p>
-      <w:pPr>
-        <w:numPr>
-          <w:ilvl w:val="0"/>
-          <w:numId w:val="1003"/>
-        </w:numPr>
+    </w:p>
+    <w:p>
+      <w:pPr>
+        <w:pStyle w:val="BodyText"/>
       </w:pPr>
       <w:r>
         <w:t xml:space="preserve">RUTH: It means you decide in advance, while you know nothing special, exactly how many shares you’ll sell and when, and then you can’t change it for a while. Later, even if you learn something, the plan sells on its own. Your past self made the decision, so your present self is protected.</w:t>
       </w:r>
-      <w:r>
-        <w:t xml:space="preserve"> </w:t>
-      </w:r>
-      <w:r>
-        <w:t xml:space="preserve">루스: 특별한 걸 모를 때 미리, 몇 주를 언제 팔지 정확히 정해 두고, 한동안 바꿀 수 없다는 뜻이에요. 나중에 뭔가를 알게 되더라도 계획이 알아서 팔아요. 과거의 당신이 결정했으니, 현재의 당신은 보호받는 거예요.</w:t>
-      </w:r>
-    </w:p>
-    <w:p>
-      <w:pPr>
-        <w:numPr>
-          <w:ilvl w:val="0"/>
-          <w:numId w:val="1003"/>
-        </w:numPr>
+    </w:p>
+    <w:p>
+      <w:pPr>
+        <w:pStyle w:val="BodyText"/>
       </w:pPr>
       <w:r>
         <w:t xml:space="preserve">BEN: My past self. He wasn’t very good with money.</w:t>
       </w:r>
-      <w:r>
-        <w:t xml:space="preserve"> </w:t>
-      </w:r>
-      <w:r>
-        <w:t xml:space="preserve">벤: 과거의 저요. 돈 관리를 잘 못했는데.</w:t>
-      </w:r>
-    </w:p>
-    <w:p>
-      <w:pPr>
-        <w:numPr>
-          <w:ilvl w:val="0"/>
-          <w:numId w:val="1003"/>
-        </w:numPr>
+    </w:p>
+    <w:p>
+      <w:pPr>
+        <w:pStyle w:val="BodyText"/>
       </w:pPr>
       <w:r>
         <w:t xml:space="preserve">RUTH: Then let your future self pay off the loan. Write it down while you’re calm.</w:t>
       </w:r>
-      <w:r>
-        <w:t xml:space="preserve"> </w:t>
-      </w:r>
-      <w:r>
-        <w:t xml:space="preserve">루스: 그럼 미래의 당신이 대출을 갚게 해요. 차분할 때 적어 둬요.</w:t>
-      </w:r>
-    </w:p>
-    <w:p>
-      <w:pPr>
-        <w:numPr>
-          <w:ilvl w:val="0"/>
-          <w:numId w:val="1003"/>
-        </w:numPr>
+    </w:p>
+    <w:p>
+      <w:pPr>
+        <w:pStyle w:val="BodyText"/>
       </w:pPr>
       <w:r>
         <w:t xml:space="preserve">BEN: Could I do that? Sell a little every quarter for the loan?</w:t>
       </w:r>
-      <w:r>
-        <w:t xml:space="preserve"> </w:t>
-      </w:r>
-      <w:r>
-        <w:t xml:space="preserve">벤: 저도 할 수 있어요? 대출 때문에 분기마다 조금씩 파는 거?</w:t>
-      </w:r>
-    </w:p>
-    <w:p>
-      <w:pPr>
-        <w:numPr>
-          <w:ilvl w:val="0"/>
-          <w:numId w:val="1003"/>
-        </w:numPr>
+    </w:p>
+    <w:p>
+      <w:pPr>
+        <w:pStyle w:val="BodyText"/>
       </w:pPr>
       <w:r>
         <w:t xml:space="preserve">DIANE: Yes. Come to my office. We’ll set it up with the broker. There’s a ninety-day cooling-off period.</w:t>
       </w:r>
-      <w:r>
-        <w:t xml:space="preserve"> </w:t>
-      </w:r>
-      <w:r>
-        <w:t xml:space="preserve">다이앤: 네. 내 사무실로 와요. 증권사와 같이 설정할게요. 90일 냉각 기간이 있어요.</w:t>
-      </w:r>
-    </w:p>
-    <w:p>
-      <w:pPr>
-        <w:numPr>
-          <w:ilvl w:val="0"/>
-          <w:numId w:val="1003"/>
-        </w:numPr>
+    </w:p>
+    <w:p>
+      <w:pPr>
+        <w:pStyle w:val="BodyText"/>
       </w:pPr>
       <w:r>
         <w:t xml:space="preserve">BEN: Ninety days. So the first sale is in December.</w:t>
       </w:r>
-      <w:r>
-        <w:t xml:space="preserve"> </w:t>
-      </w:r>
-      <w:r>
-        <w:t xml:space="preserve">벤: 90일. 그럼 첫 매도는 12월이네요.</w:t>
-      </w:r>
-    </w:p>
-    <w:p>
-      <w:pPr>
-        <w:numPr>
-          <w:ilvl w:val="0"/>
-          <w:numId w:val="1003"/>
-        </w:numPr>
+    </w:p>
+    <w:p>
+      <w:pPr>
+        <w:pStyle w:val="BodyText"/>
       </w:pPr>
       <w:r>
         <w:t xml:space="preserve">PAUL: Merry Christmas from your past self.</w:t>
       </w:r>
-      <w:r>
-        <w:t xml:space="preserve"> </w:t>
-      </w:r>
-      <w:r>
-        <w:t xml:space="preserve">폴: 과거의 당신이 보내는 메리 크리스마스.</w:t>
-      </w:r>
-    </w:p>
-    <w:p>
-      <w:pPr>
-        <w:numPr>
-          <w:ilvl w:val="0"/>
-          <w:numId w:val="1003"/>
-        </w:numPr>
+    </w:p>
+    <w:p>
+      <w:pPr>
+        <w:pStyle w:val="BodyText"/>
       </w:pPr>
       <w:r>
         <w:t xml:space="preserve">TASHA: Final scenario. Hard one. A friend at Halvern says Castellan might buy them. You hear it at a barbecue.</w:t>
       </w:r>
-      <w:r>
-        <w:t xml:space="preserve"> </w:t>
-      </w:r>
-      <w:r>
-        <w:t xml:space="preserve">타샤: 마지막 시나리오. 어려운 거. 할번 다니는 친구가 캐슬런이 할번을 인수할지도 모른대요. 바비큐 파티에서 들었어요.</w:t>
-      </w:r>
-    </w:p>
-    <w:p>
-      <w:pPr>
-        <w:numPr>
-          <w:ilvl w:val="0"/>
-          <w:numId w:val="1003"/>
-        </w:numPr>
+    </w:p>
+    <w:p>
+      <w:pPr>
+        <w:pStyle w:val="BodyText"/>
       </w:pPr>
       <w:r>
         <w:t xml:space="preserve">MARISOL: That’s not about us. So it’s fine?</w:t>
       </w:r>
-      <w:r>
-        <w:t xml:space="preserve"> </w:t>
-      </w:r>
-      <w:r>
-        <w:t xml:space="preserve">마리솔: 우리 얘기가 아니잖아요. 그럼 괜찮은 거죠?</w:t>
-      </w:r>
-    </w:p>
-    <w:p>
-      <w:pPr>
-        <w:numPr>
-          <w:ilvl w:val="0"/>
-          <w:numId w:val="1003"/>
-        </w:numPr>
+    </w:p>
+    <w:p>
+      <w:pPr>
+        <w:pStyle w:val="BodyText"/>
       </w:pPr>
       <w:r>
         <w:t xml:space="preserve">DIANE: No, and this one catches smart people. If you trade Halvern stock on that, it’s still insider trading, because the information came from inside Halvern. And if a deal would change our competitive position, it might move our stock too. When in doubt, don’t trade, and come and tell me.</w:t>
       </w:r>
-      <w:r>
-        <w:t xml:space="preserve"> </w:t>
-      </w:r>
-      <w:r>
-        <w:t xml:space="preserve">다이앤: 아니요. 이게 똑똑한 사람들이 걸리는 문제예요. 그걸로 할번 주식을 거래하면, 정보가 할번 내부에서 나왔으니 여전히 내부자 거래예요. 그리고 그 거래가 우리 경쟁 구도를 바꾼다면 우리 주가도 움직일 수 있어요. 애매하면 거래하지 말고, 나한테 와서 말해요.</w:t>
-      </w:r>
-    </w:p>
-    <w:p>
-      <w:pPr>
-        <w:numPr>
-          <w:ilvl w:val="0"/>
-          <w:numId w:val="1003"/>
-        </w:numPr>
+    </w:p>
+    <w:p>
+      <w:pPr>
+        <w:pStyle w:val="BodyText"/>
       </w:pPr>
       <w:r>
         <w:t xml:space="preserve">NOAH: Halvern and Castellan. Is that real, Diane?</w:t>
       </w:r>
-      <w:r>
-        <w:t xml:space="preserve"> </w:t>
-      </w:r>
-      <w:r>
-        <w:t xml:space="preserve">노아: 할번과 캐슬런. 그거 사실이에요, 다이앤?</w:t>
-      </w:r>
-    </w:p>
-    <w:p>
-      <w:pPr>
-        <w:numPr>
-          <w:ilvl w:val="0"/>
-          <w:numId w:val="1003"/>
-        </w:numPr>
+    </w:p>
+    <w:p>
+      <w:pPr>
+        <w:pStyle w:val="BodyText"/>
       </w:pPr>
       <w:r>
         <w:t xml:space="preserve">DIANE: It’s a scenario. I made it up. Mostly.</w:t>
       </w:r>
-      <w:r>
-        <w:t xml:space="preserve"> </w:t>
-      </w:r>
-      <w:r>
-        <w:t xml:space="preserve">다이앤: 시나리오예요. 내가 지어냈어요. 대부분은.</w:t>
-      </w:r>
-    </w:p>
-    <w:p>
-      <w:pPr>
-        <w:numPr>
-          <w:ilvl w:val="0"/>
-          <w:numId w:val="1003"/>
-        </w:numPr>
+    </w:p>
+    <w:p>
+      <w:pPr>
+        <w:pStyle w:val="BodyText"/>
       </w:pPr>
       <w:r>
         <w:t xml:space="preserve">NOAH: Mostly.</w:t>
       </w:r>
-      <w:r>
-        <w:t xml:space="preserve"> </w:t>
-      </w:r>
-      <w:r>
-        <w:t xml:space="preserve">노아: 대부분은.</w:t>
-      </w:r>
-    </w:p>
-    <w:p>
-      <w:pPr>
-        <w:numPr>
-          <w:ilvl w:val="0"/>
-          <w:numId w:val="1003"/>
-        </w:numPr>
+    </w:p>
+    <w:p>
+      <w:pPr>
+        <w:pStyle w:val="BodyText"/>
       </w:pPr>
       <w:r>
         <w:t xml:space="preserve">DIANE: Rumors are everywhere this fall. That’s why it’s in the training.</w:t>
       </w:r>
-      <w:r>
-        <w:t xml:space="preserve"> </w:t>
-      </w:r>
-      <w:r>
-        <w:t xml:space="preserve">다이앤: 올가을엔 소문이 사방에 있어요. 그래서 교육에 넣은 거예요.</w:t>
-      </w:r>
-    </w:p>
-    <w:p>
-      <w:pPr>
-        <w:numPr>
-          <w:ilvl w:val="0"/>
-          <w:numId w:val="1003"/>
-        </w:numPr>
+    </w:p>
+    <w:p>
+      <w:pPr>
+        <w:pStyle w:val="BodyText"/>
       </w:pPr>
       <w:r>
         <w:t xml:space="preserve">TASHA: Quiz over. Everyone passed. Ben got a hundred percent.</w:t>
-      </w:r>
-      <w:r>
-        <w:t xml:space="preserve"> </w:t>
-      </w:r>
-      <w:r>
-        <w:t xml:space="preserve">타샤: 퀴즈 끝. 전원 통과. 벤은 만점이에요.</w:t>
       </w:r>
     </w:p>
     <w:bookmarkEnd w:id="23"/>
@@ -2085,427 +1251,202 @@
     </w:p>
     <w:p>
       <w:pPr>
-        <w:numPr>
-          <w:ilvl w:val="0"/>
-          <w:numId w:val="1004"/>
-        </w:numPr>
+        <w:pStyle w:val="FirstParagraph"/>
       </w:pPr>
       <w:r>
         <w:t xml:space="preserve">RUTH: The release is out. Line C’s second supplier and Northgate’s plan, in the same release.</w:t>
       </w:r>
-      <w:r>
-        <w:t xml:space="preserve"> </w:t>
-      </w:r>
-      <w:r>
-        <w:t xml:space="preserve">루스: 보도자료 나갔어요. 라인 C 두 번째 공급사와 노스게이트 계획, 같은 보도자료로.</w:t>
-      </w:r>
-    </w:p>
-    <w:p>
-      <w:pPr>
-        <w:numPr>
-          <w:ilvl w:val="0"/>
-          <w:numId w:val="1004"/>
-        </w:numPr>
+    </w:p>
+    <w:p>
+      <w:pPr>
+        <w:pStyle w:val="BodyText"/>
       </w:pPr>
       <w:r>
         <w:t xml:space="preserve">NOAH: Good news and a sale on one page. Was that wise?</w:t>
       </w:r>
-      <w:r>
-        <w:t xml:space="preserve"> </w:t>
-      </w:r>
-      <w:r>
-        <w:t xml:space="preserve">노아: 좋은 소식과 매도가 한 페이지에. 그게 현명했을까요?</w:t>
-      </w:r>
-    </w:p>
-    <w:p>
-      <w:pPr>
-        <w:numPr>
-          <w:ilvl w:val="0"/>
-          <w:numId w:val="1004"/>
-        </w:numPr>
+    </w:p>
+    <w:p>
+      <w:pPr>
+        <w:pStyle w:val="BodyText"/>
       </w:pPr>
       <w:r>
         <w:t xml:space="preserve">RUTH: It was honest. If we’d released the supplier news alone, and the sale came out tomorrow, people would ask why we hid it. Together, they tell one story: the company is getting stronger, and an early investor is taking some profit on schedule. Nothing hidden, nothing timed.</w:t>
       </w:r>
-      <w:r>
-        <w:t xml:space="preserve"> </w:t>
-      </w:r>
-      <w:r>
-        <w:t xml:space="preserve">루스: 정직했죠. 공급사 소식만 내고 매도가 내일 나왔다면, 사람들은 왜 숨겼냐고 물었을 거예요. 함께 내면 하나의 이야기가 돼요. 회사는 강해지고 있고, 초기 투자자가 일정대로 이익을 일부 실현한다. 숨긴 것도, 타이밍을 노린 것도 없어요.</w:t>
-      </w:r>
-    </w:p>
-    <w:p>
-      <w:pPr>
-        <w:numPr>
-          <w:ilvl w:val="0"/>
-          <w:numId w:val="1004"/>
-        </w:numPr>
+    </w:p>
+    <w:p>
+      <w:pPr>
+        <w:pStyle w:val="BodyText"/>
       </w:pPr>
       <w:r>
         <w:t xml:space="preserve">PAUL: After-hours is down two percent. Not bad.</w:t>
       </w:r>
-      <w:r>
-        <w:t xml:space="preserve"> </w:t>
-      </w:r>
-      <w:r>
-        <w:t xml:space="preserve">폴: 시간외 2% 하락. 나쁘지 않아요.</w:t>
-      </w:r>
-    </w:p>
-    <w:p>
-      <w:pPr>
-        <w:numPr>
-          <w:ilvl w:val="0"/>
-          <w:numId w:val="1004"/>
-        </w:numPr>
+    </w:p>
+    <w:p>
+      <w:pPr>
+        <w:pStyle w:val="BodyText"/>
       </w:pPr>
       <w:r>
         <w:t xml:space="preserve">RUTH: Dana Brooks-Hall wants five minutes. And Ethan Cole has called three times.</w:t>
       </w:r>
-      <w:r>
-        <w:t xml:space="preserve"> </w:t>
-      </w:r>
-      <w:r>
-        <w:t xml:space="preserve">루스: 데이나 브룩스홀이 5분 원해요. 그리고 이선 콜이 세 번 전화했어요.</w:t>
-      </w:r>
-    </w:p>
-    <w:p>
-      <w:pPr>
-        <w:numPr>
-          <w:ilvl w:val="0"/>
-          <w:numId w:val="1004"/>
-        </w:numPr>
+    </w:p>
+    <w:p>
+      <w:pPr>
+        <w:pStyle w:val="BodyText"/>
       </w:pPr>
       <w:r>
         <w:t xml:space="preserve">NOAH: Dana first. She reads. Ethan reacts.</w:t>
       </w:r>
-      <w:r>
-        <w:t xml:space="preserve"> </w:t>
-      </w:r>
-      <w:r>
-        <w:t xml:space="preserve">노아: 데이나 먼저. 그녀는 읽어요. 이선은 반응하고요.</w:t>
-      </w:r>
-    </w:p>
-    <w:p>
-      <w:pPr>
-        <w:numPr>
-          <w:ilvl w:val="0"/>
-          <w:numId w:val="1004"/>
-        </w:numPr>
+    </w:p>
+    <w:p>
+      <w:pPr>
+        <w:pStyle w:val="BodyText"/>
       </w:pPr>
       <w:r>
         <w:t xml:space="preserve">DANA: Ruth, Noah. One question. Is Richard leaving the board?</w:t>
       </w:r>
-      <w:r>
-        <w:t xml:space="preserve"> </w:t>
-      </w:r>
-      <w:r>
-        <w:t xml:space="preserve">데이나: 루스, 노아. 질문 하나. 리처드가 이사회를 떠나나요?</w:t>
-      </w:r>
-    </w:p>
-    <w:p>
-      <w:pPr>
-        <w:numPr>
-          <w:ilvl w:val="0"/>
-          <w:numId w:val="1004"/>
-        </w:numPr>
+    </w:p>
+    <w:p>
+      <w:pPr>
+        <w:pStyle w:val="BodyText"/>
       </w:pPr>
       <w:r>
         <w:t xml:space="preserve">NOAH: No. He’s staying on the board. And he’s selling a third, not all of it.</w:t>
       </w:r>
-      <w:r>
-        <w:t xml:space="preserve"> </w:t>
-      </w:r>
-      <w:r>
-        <w:t xml:space="preserve">노아: 아니요. 이사회에 남아요. 그리고 전부가 아니라 3분의 1을 파는 거예요.</w:t>
-      </w:r>
-    </w:p>
-    <w:p>
-      <w:pPr>
-        <w:numPr>
-          <w:ilvl w:val="0"/>
-          <w:numId w:val="1004"/>
-        </w:numPr>
+    </w:p>
+    <w:p>
+      <w:pPr>
+        <w:pStyle w:val="BodyText"/>
       </w:pPr>
       <w:r>
         <w:t xml:space="preserve">DANA: Then tonight’s note says planned sale, no change in fundamentals. I’m keeping the Hold. I’d like to visit Line C.</w:t>
       </w:r>
-      <w:r>
-        <w:t xml:space="preserve"> </w:t>
-      </w:r>
-      <w:r>
-        <w:t xml:space="preserve">데이나: 그럼 오늘 밤 노트엔 계획된 매도, 펀더멘털 변화 없음. 보유 의견 유지해요. 라인 C를 방문하고 싶어요.</w:t>
-      </w:r>
-    </w:p>
-    <w:p>
-      <w:pPr>
-        <w:numPr>
-          <w:ilvl w:val="0"/>
-          <w:numId w:val="1004"/>
-        </w:numPr>
+    </w:p>
+    <w:p>
+      <w:pPr>
+        <w:pStyle w:val="BodyText"/>
       </w:pPr>
       <w:r>
         <w:t xml:space="preserve">RUTH: We’ll arrange a site visit. The same access we give anyone who asks.</w:t>
       </w:r>
-      <w:r>
-        <w:t xml:space="preserve"> </w:t>
-      </w:r>
-      <w:r>
-        <w:t xml:space="preserve">루스: 현장 방문을 마련할게요. 요청하는 누구에게나 주는 것과 같은 접근으로.</w:t>
-      </w:r>
-    </w:p>
-    <w:p>
-      <w:pPr>
-        <w:numPr>
-          <w:ilvl w:val="0"/>
-          <w:numId w:val="1004"/>
-        </w:numPr>
+    </w:p>
+    <w:p>
+      <w:pPr>
+        <w:pStyle w:val="BodyText"/>
       </w:pPr>
       <w:r>
         <w:t xml:space="preserve">DANA: Same answer, every time. I know.</w:t>
       </w:r>
-      <w:r>
-        <w:t xml:space="preserve"> </w:t>
-      </w:r>
-      <w:r>
-        <w:t xml:space="preserve">데이나: 같은 답, 매번. 알아요.</w:t>
-      </w:r>
-    </w:p>
-    <w:p>
-      <w:pPr>
-        <w:numPr>
-          <w:ilvl w:val="0"/>
-          <w:numId w:val="1004"/>
-        </w:numPr>
+    </w:p>
+    <w:p>
+      <w:pPr>
+        <w:pStyle w:val="BodyText"/>
       </w:pPr>
       <w:r>
         <w:t xml:space="preserve">ETHAN: Noah. Finally. Does Richard know something we don’t?</w:t>
       </w:r>
-      <w:r>
-        <w:t xml:space="preserve"> </w:t>
-      </w:r>
-      <w:r>
-        <w:t xml:space="preserve">이선: 노아. 드디어. 리처드가 우리가 모르는 걸 알고 있어요?</w:t>
-      </w:r>
-    </w:p>
-    <w:p>
-      <w:pPr>
-        <w:numPr>
-          <w:ilvl w:val="0"/>
-          <w:numId w:val="1004"/>
-        </w:numPr>
+    </w:p>
+    <w:p>
+      <w:pPr>
+        <w:pStyle w:val="BodyText"/>
       </w:pPr>
       <w:r>
         <w:t xml:space="preserve">NOAH: No. And if he did, he couldn’t sell. That’s the point of the plan.</w:t>
       </w:r>
-      <w:r>
-        <w:t xml:space="preserve"> </w:t>
-      </w:r>
-      <w:r>
-        <w:t xml:space="preserve">노아: 아니요. 그리고 안다면, 팔 수 없어요. 그게 계획의 핵심이에요.</w:t>
-      </w:r>
-    </w:p>
-    <w:p>
-      <w:pPr>
-        <w:numPr>
-          <w:ilvl w:val="0"/>
-          <w:numId w:val="1004"/>
-        </w:numPr>
+    </w:p>
+    <w:p>
+      <w:pPr>
+        <w:pStyle w:val="BodyText"/>
       </w:pPr>
       <w:r>
         <w:t xml:space="preserve">ETHAN: Then why is he selling now? Of all times?</w:t>
       </w:r>
-      <w:r>
-        <w:t xml:space="preserve"> </w:t>
-      </w:r>
-      <w:r>
-        <w:t xml:space="preserve">이선: 그럼 왜 하필 지금 팔아요?</w:t>
-      </w:r>
-    </w:p>
-    <w:p>
-      <w:pPr>
-        <w:numPr>
-          <w:ilvl w:val="0"/>
-          <w:numId w:val="1004"/>
-        </w:numPr>
+    </w:p>
+    <w:p>
+      <w:pPr>
+        <w:pStyle w:val="BodyText"/>
       </w:pPr>
       <w:r>
         <w:t xml:space="preserve">NOAH: Because he filed the plan in May, before our miss, before the counterfeits, before any of it. He couldn’t time it if he wanted to. Ethan, you sold on our first day. Richard waited eight years. I wouldn’t call that leaving early.</w:t>
       </w:r>
-      <w:r>
-        <w:t xml:space="preserve"> </w:t>
-      </w:r>
-      <w:r>
-        <w:t xml:space="preserve">노아: 5월에 계획을 제출했으니까요. 실적 미달 전에, 위조품 전에, 그 모든 일 전에. 원해도 타이밍을 맞출 수 없어요. 이선, 당신은 상장 첫날 팔았죠. 리처드는 8년을 기다렸어요. 그걸 일찍 떠난다고 하진 않겠어요.</w:t>
-      </w:r>
-    </w:p>
-    <w:p>
-      <w:pPr>
-        <w:numPr>
-          <w:ilvl w:val="0"/>
-          <w:numId w:val="1004"/>
-        </w:numPr>
+    </w:p>
+    <w:p>
+      <w:pPr>
+        <w:pStyle w:val="BodyText"/>
       </w:pPr>
       <w:r>
         <w:t xml:space="preserve">ETHAN: …Fair. I might buy back in.</w:t>
       </w:r>
-      <w:r>
-        <w:t xml:space="preserve"> </w:t>
-      </w:r>
-      <w:r>
-        <w:t xml:space="preserve">이선: …맞는 말이네요. 다시 살지도 몰라요.</w:t>
-      </w:r>
-    </w:p>
-    <w:p>
-      <w:pPr>
-        <w:numPr>
-          <w:ilvl w:val="0"/>
-          <w:numId w:val="1004"/>
-        </w:numPr>
+    </w:p>
+    <w:p>
+      <w:pPr>
+        <w:pStyle w:val="BodyText"/>
       </w:pPr>
       <w:r>
         <w:t xml:space="preserve">RUTH: Please don’t tell us your trades. We don’t want to know.</w:t>
       </w:r>
-      <w:r>
-        <w:t xml:space="preserve"> </w:t>
-      </w:r>
-      <w:r>
-        <w:t xml:space="preserve">루스: 거래 얘기는 하지 말아 주세요. 알고 싶지 않아요.</w:t>
-      </w:r>
-    </w:p>
-    <w:p>
-      <w:pPr>
-        <w:numPr>
-          <w:ilvl w:val="0"/>
-          <w:numId w:val="1004"/>
-        </w:numPr>
+    </w:p>
+    <w:p>
+      <w:pPr>
+        <w:pStyle w:val="BodyText"/>
       </w:pPr>
       <w:r>
         <w:t xml:space="preserve">ETHAN: Understood. Goodnight.</w:t>
       </w:r>
-      <w:r>
-        <w:t xml:space="preserve"> </w:t>
-      </w:r>
-      <w:r>
-        <w:t xml:space="preserve">이선: 알겠어요. 좋은 밤 되세요.</w:t>
-      </w:r>
-    </w:p>
-    <w:p>
-      <w:pPr>
-        <w:numPr>
-          <w:ilvl w:val="0"/>
-          <w:numId w:val="1004"/>
-        </w:numPr>
+    </w:p>
+    <w:p>
+      <w:pPr>
+        <w:pStyle w:val="BodyText"/>
       </w:pPr>
       <w:r>
         <w:t xml:space="preserve">PAUL: Volume is strange, though. Someone bought two million shares this afternoon. In blocks.</w:t>
       </w:r>
-      <w:r>
-        <w:t xml:space="preserve"> </w:t>
-      </w:r>
-      <w:r>
-        <w:t xml:space="preserve">폴: 그런데 거래량이 이상해요. 누가 오늘 오후 200만 주를 샀어요. 블록으로.</w:t>
-      </w:r>
-    </w:p>
-    <w:p>
-      <w:pPr>
-        <w:numPr>
-          <w:ilvl w:val="0"/>
-          <w:numId w:val="1004"/>
-        </w:numPr>
+    </w:p>
+    <w:p>
+      <w:pPr>
+        <w:pStyle w:val="BodyText"/>
       </w:pPr>
       <w:r>
         <w:t xml:space="preserve">RUTH: Two million? That’s almost three percent of the company in one day.</w:t>
       </w:r>
-      <w:r>
-        <w:t xml:space="preserve"> </w:t>
-      </w:r>
-      <w:r>
-        <w:t xml:space="preserve">루스: 200만 주요? 하루에 회사 지분의 거의 3%예요.</w:t>
-      </w:r>
-    </w:p>
-    <w:p>
-      <w:pPr>
-        <w:numPr>
-          <w:ilvl w:val="0"/>
-          <w:numId w:val="1004"/>
-        </w:numPr>
+    </w:p>
+    <w:p>
+      <w:pPr>
+        <w:pStyle w:val="BodyText"/>
       </w:pPr>
       <w:r>
         <w:t xml:space="preserve">NOAH: Who?</w:t>
       </w:r>
-      <w:r>
-        <w:t xml:space="preserve"> </w:t>
-      </w:r>
-      <w:r>
-        <w:t xml:space="preserve">노아: 누구예요?</w:t>
-      </w:r>
-    </w:p>
-    <w:p>
-      <w:pPr>
-        <w:numPr>
-          <w:ilvl w:val="0"/>
-          <w:numId w:val="1004"/>
-        </w:numPr>
+    </w:p>
+    <w:p>
+      <w:pPr>
+        <w:pStyle w:val="BodyText"/>
       </w:pPr>
       <w:r>
         <w:t xml:space="preserve">RUTH: We won’t know until they cross five percent and file. They have ten days after that.</w:t>
       </w:r>
-      <w:r>
-        <w:t xml:space="preserve"> </w:t>
-      </w:r>
-      <w:r>
-        <w:t xml:space="preserve">루스: 5%를 넘기고 공시하기 전까진 몰라요. 넘긴 후 10일의 여유가 있어요.</w:t>
-      </w:r>
-    </w:p>
-    <w:p>
-      <w:pPr>
-        <w:numPr>
-          <w:ilvl w:val="0"/>
-          <w:numId w:val="1004"/>
-        </w:numPr>
+    </w:p>
+    <w:p>
+      <w:pPr>
+        <w:pStyle w:val="BodyText"/>
       </w:pPr>
       <w:r>
         <w:t xml:space="preserve">ELAINE: Then let me tell you what I’ve learned in thirty years. When a quiet buyer collects shares right after a friendly investor sells, it’s rarely a fan. Usually it’s someone who thinks the company should be run differently, and sooner or later they send you a letter.</w:t>
       </w:r>
-      <w:r>
-        <w:t xml:space="preserve"> </w:t>
-      </w:r>
-      <w:r>
-        <w:t xml:space="preserve">일레인: 그럼 내가 30년 동안 배운 걸 말해 줄게요. 우호적인 투자자가 판 직후에 조용한 매수자가 주식을 모은다면, 팬인 경우는 드물어요. 대개는 회사를 다르게 운영해야 한다고 생각하는 사람이고, 조만간 서한을 보내요.</w:t>
-      </w:r>
-    </w:p>
-    <w:p>
-      <w:pPr>
-        <w:numPr>
-          <w:ilvl w:val="0"/>
-          <w:numId w:val="1004"/>
-        </w:numPr>
+    </w:p>
+    <w:p>
+      <w:pPr>
+        <w:pStyle w:val="BodyText"/>
       </w:pPr>
       <w:r>
         <w:t xml:space="preserve">NOAH: An activist.</w:t>
       </w:r>
-      <w:r>
-        <w:t xml:space="preserve"> </w:t>
-      </w:r>
-      <w:r>
-        <w:t xml:space="preserve">노아: 행동주의 투자자.</w:t>
-      </w:r>
-    </w:p>
-    <w:p>
-      <w:pPr>
-        <w:numPr>
-          <w:ilvl w:val="0"/>
-          <w:numId w:val="1004"/>
-        </w:numPr>
+    </w:p>
+    <w:p>
+      <w:pPr>
+        <w:pStyle w:val="BodyText"/>
       </w:pPr>
       <w:r>
         <w:t xml:space="preserve">ELAINE: Maybe. Maybe a fan. Prepare for the letter anyway.</w:t>
-      </w:r>
-      <w:r>
-        <w:t xml:space="preserve"> </w:t>
-      </w:r>
-      <w:r>
-        <w:t xml:space="preserve">일레인: 아마도. 팬일 수도 있고. 어쨌든 서한에 대비해요.</w:t>
       </w:r>
     </w:p>
     <w:bookmarkEnd w:id="24"/>
@@ -2520,146 +1461,71 @@
     </w:p>
     <w:p>
       <w:pPr>
-        <w:numPr>
-          <w:ilvl w:val="0"/>
-          <w:numId w:val="1005"/>
-        </w:numPr>
+        <w:pStyle w:val="FirstParagraph"/>
       </w:pPr>
       <w:r>
         <w:t xml:space="preserve">BEN: Noah? Sorry. I saw you by the napkin. Can I say something?</w:t>
       </w:r>
-      <w:r>
-        <w:t xml:space="preserve"> </w:t>
-      </w:r>
-      <w:r>
-        <w:t xml:space="preserve">벤: 노아? 죄송해요. 냅킨 앞에 계신 게 보여서요. 말씀드려도 될까요?</w:t>
-      </w:r>
-    </w:p>
-    <w:p>
-      <w:pPr>
-        <w:numPr>
-          <w:ilvl w:val="0"/>
-          <w:numId w:val="1005"/>
-        </w:numPr>
+    </w:p>
+    <w:p>
+      <w:pPr>
+        <w:pStyle w:val="BodyText"/>
       </w:pPr>
       <w:r>
         <w:t xml:space="preserve">NOAH: Always. What is it?</w:t>
       </w:r>
-      <w:r>
-        <w:t xml:space="preserve"> </w:t>
-      </w:r>
-      <w:r>
-        <w:t xml:space="preserve">노아: 언제든지요. 뭔데요?</w:t>
-      </w:r>
-    </w:p>
-    <w:p>
-      <w:pPr>
-        <w:numPr>
-          <w:ilvl w:val="0"/>
-          <w:numId w:val="1005"/>
-        </w:numPr>
+    </w:p>
+    <w:p>
+      <w:pPr>
+        <w:pStyle w:val="BodyText"/>
       </w:pPr>
       <w:r>
         <w:t xml:space="preserve">BEN: I set up the plan with Diane. A little every quarter, starting in December, until the loan is gone. And I’m keeping the rest. Not because I think the stock will go up, but because I want to own a piece of the thing I pack every day.</w:t>
       </w:r>
-      <w:r>
-        <w:t xml:space="preserve"> </w:t>
-      </w:r>
-      <w:r>
-        <w:t xml:space="preserve">벤: 다이앤과 계획을 세웠어요. 12월부터 분기마다 조금씩, 대출이 없어질 때까지. 그리고 나머지는 갖고 있을 거예요. 주가가 오를 거라고 생각해서가 아니라, 매일 포장하는 그것의 한 조각을 갖고 싶어서요.</w:t>
-      </w:r>
-    </w:p>
-    <w:p>
-      <w:pPr>
-        <w:numPr>
-          <w:ilvl w:val="0"/>
-          <w:numId w:val="1005"/>
-        </w:numPr>
+    </w:p>
+    <w:p>
+      <w:pPr>
+        <w:pStyle w:val="BodyText"/>
       </w:pPr>
       <w:r>
         <w:t xml:space="preserve">NOAH: That’s the best reason I’ve heard. Better than mine.</w:t>
       </w:r>
-      <w:r>
-        <w:t xml:space="preserve"> </w:t>
-      </w:r>
-      <w:r>
-        <w:t xml:space="preserve">노아: 내가 들은 이유 중 최고예요. 내 이유보다 나아요.</w:t>
-      </w:r>
-    </w:p>
-    <w:p>
-      <w:pPr>
-        <w:numPr>
-          <w:ilvl w:val="0"/>
-          <w:numId w:val="1005"/>
-        </w:numPr>
+    </w:p>
+    <w:p>
+      <w:pPr>
+        <w:pStyle w:val="BodyText"/>
       </w:pPr>
       <w:r>
         <w:t xml:space="preserve">BEN: What was yours?</w:t>
       </w:r>
-      <w:r>
-        <w:t xml:space="preserve"> </w:t>
-      </w:r>
-      <w:r>
-        <w:t xml:space="preserve">벤: 대표님 이유는 뭐였는데요?</w:t>
-      </w:r>
-    </w:p>
-    <w:p>
-      <w:pPr>
-        <w:numPr>
-          <w:ilvl w:val="0"/>
-          <w:numId w:val="1005"/>
-        </w:numPr>
+    </w:p>
+    <w:p>
+      <w:pPr>
+        <w:pStyle w:val="BodyText"/>
       </w:pPr>
       <w:r>
         <w:t xml:space="preserve">NOAH: Fear of Lily. She designed the napkin’s frame.</w:t>
       </w:r>
-      <w:r>
-        <w:t xml:space="preserve"> </w:t>
-      </w:r>
-      <w:r>
-        <w:t xml:space="preserve">노아: 릴리가 무서워서요. 냅킨 액자를 디자인했거든요.</w:t>
-      </w:r>
-    </w:p>
-    <w:p>
-      <w:pPr>
-        <w:numPr>
-          <w:ilvl w:val="0"/>
-          <w:numId w:val="1005"/>
-        </w:numPr>
+    </w:p>
+    <w:p>
+      <w:pPr>
+        <w:pStyle w:val="BodyText"/>
       </w:pPr>
       <w:r>
         <w:t xml:space="preserve">BEN: Richard said something to me after the call. Privately. Can I tell you?</w:t>
       </w:r>
-      <w:r>
-        <w:t xml:space="preserve"> </w:t>
-      </w:r>
-      <w:r>
-        <w:t xml:space="preserve">벤: 리처드가 통화 끝나고 저한테 따로 뭔가를 말했어요. 말씀드려도 될까요?</w:t>
-      </w:r>
-    </w:p>
-    <w:p>
-      <w:pPr>
-        <w:numPr>
-          <w:ilvl w:val="0"/>
-          <w:numId w:val="1005"/>
-        </w:numPr>
+    </w:p>
+    <w:p>
+      <w:pPr>
+        <w:pStyle w:val="BodyText"/>
       </w:pPr>
       <w:r>
         <w:t xml:space="preserve">NOAH: Only if it’s not inside information.</w:t>
       </w:r>
-      <w:r>
-        <w:t xml:space="preserve"> </w:t>
-      </w:r>
-      <w:r>
-        <w:t xml:space="preserve">노아: 내부 정보만 아니라면요.</w:t>
-      </w:r>
-    </w:p>
-    <w:p>
-      <w:pPr>
-        <w:numPr>
-          <w:ilvl w:val="0"/>
-          <w:numId w:val="1005"/>
-        </w:numPr>
+    </w:p>
+    <w:p>
+      <w:pPr>
+        <w:pStyle w:val="BodyText"/>
       </w:pPr>
       <w:r>
         <w:t xml:space="preserve">BEN: He said,</w:t>
@@ -2676,125 +1542,53 @@
       <w:r>
         <w:t xml:space="preserve">”</w:t>
       </w:r>
-      <w:r>
-        <w:t xml:space="preserve"> </w:t>
-      </w:r>
-      <w:r>
-        <w:t xml:space="preserve">벤: 이렇게 말했어요.</w:t>
-      </w:r>
-      <w:r>
-        <w:t xml:space="preserve"> </w:t>
-      </w:r>
-      <w:r>
-        <w:t xml:space="preserve">“</w:t>
-      </w:r>
-      <w:r>
-        <w:t xml:space="preserve">주가를 보지 말고, 창고를 봐.</w:t>
-      </w:r>
-      <w:r>
-        <w:t xml:space="preserve">”</w:t>
-      </w:r>
-    </w:p>
-    <w:p>
-      <w:pPr>
-        <w:numPr>
-          <w:ilvl w:val="0"/>
-          <w:numId w:val="1005"/>
-        </w:numPr>
+    </w:p>
+    <w:p>
+      <w:pPr>
+        <w:pStyle w:val="BodyText"/>
       </w:pPr>
       <w:r>
         <w:t xml:space="preserve">NOAH: He said that to me eight years ago. About a garage.</w:t>
       </w:r>
-      <w:r>
-        <w:t xml:space="preserve"> </w:t>
-      </w:r>
-      <w:r>
-        <w:t xml:space="preserve">노아: 8년 전에 나한테 했던 말이에요. 차고에 대해서.</w:t>
-      </w:r>
-    </w:p>
-    <w:p>
-      <w:pPr>
-        <w:numPr>
-          <w:ilvl w:val="0"/>
-          <w:numId w:val="1005"/>
-        </w:numPr>
+    </w:p>
+    <w:p>
+      <w:pPr>
+        <w:pStyle w:val="BodyText"/>
       </w:pPr>
       <w:r>
         <w:t xml:space="preserve">RUTH: Noah, sorry. One more thing. The block buyer used a broker in New York. Elaine’s guess has a name.</w:t>
       </w:r>
-      <w:r>
-        <w:t xml:space="preserve"> </w:t>
-      </w:r>
-      <w:r>
-        <w:t xml:space="preserve">루스: 노아, 미안해요. 하나 더. 블록 매수자가 뉴욕 증권사를 썼어요. 일레인의 추측에 이름이 생겼어요.</w:t>
-      </w:r>
-    </w:p>
-    <w:p>
-      <w:pPr>
-        <w:numPr>
-          <w:ilvl w:val="0"/>
-          <w:numId w:val="1005"/>
-        </w:numPr>
+    </w:p>
+    <w:p>
+      <w:pPr>
+        <w:pStyle w:val="BodyText"/>
       </w:pPr>
       <w:r>
         <w:t xml:space="preserve">NOAH: Say it.</w:t>
       </w:r>
-      <w:r>
-        <w:t xml:space="preserve"> </w:t>
-      </w:r>
-      <w:r>
-        <w:t xml:space="preserve">노아: 말해요.</w:t>
-      </w:r>
-    </w:p>
-    <w:p>
-      <w:pPr>
-        <w:numPr>
-          <w:ilvl w:val="0"/>
-          <w:numId w:val="1005"/>
-        </w:numPr>
+    </w:p>
+    <w:p>
+      <w:pPr>
+        <w:pStyle w:val="BodyText"/>
       </w:pPr>
       <w:r>
         <w:t xml:space="preserve">RUTH: Pikestone Capital. Graham Pike’s fund. They don’t buy companies they like. They buy companies they want to change, and last year they forced out two CEOs at medical device companies. If it’s them, the letter will come within two weeks.</w:t>
       </w:r>
-      <w:r>
-        <w:t xml:space="preserve"> </w:t>
-      </w:r>
-      <w:r>
-        <w:t xml:space="preserve">루스: 파이크스톤 캐피털. 그레이엄 파이크의 펀드예요. 좋아하는 회사를 사지 않아요. 바꾸고 싶은 회사를 사죠. 작년엔 의료기기 회사 두 곳의 CEO를 몰아냈어요. 그들이라면, 2주 안에 서한이 올 거예요.</w:t>
-      </w:r>
-    </w:p>
-    <w:p>
-      <w:pPr>
-        <w:numPr>
-          <w:ilvl w:val="0"/>
-          <w:numId w:val="1005"/>
-        </w:numPr>
+    </w:p>
+    <w:p>
+      <w:pPr>
+        <w:pStyle w:val="BodyText"/>
       </w:pPr>
       <w:r>
         <w:t xml:space="preserve">NOAH: Two weeks. Then tonight I read about Graham Pike.</w:t>
       </w:r>
-      <w:r>
-        <w:t xml:space="preserve"> </w:t>
-      </w:r>
-      <w:r>
-        <w:t xml:space="preserve">노아: 2주. 그럼 오늘 밤엔 그레이엄 파이크에 대해 읽어야겠네요.</w:t>
-      </w:r>
-    </w:p>
-    <w:p>
-      <w:pPr>
-        <w:numPr>
-          <w:ilvl w:val="0"/>
-          <w:numId w:val="1005"/>
-        </w:numPr>
+    </w:p>
+    <w:p>
+      <w:pPr>
+        <w:pStyle w:val="BodyText"/>
       </w:pPr>
       <w:r>
         <w:t xml:space="preserve">BEN: Want help? I’m good at reading labels.</w:t>
-      </w:r>
-      <w:r>
-        <w:t xml:space="preserve"> </w:t>
-      </w:r>
-      <w:r>
-        <w:t xml:space="preserve">벤: 도와드릴까요? 저 라벨 읽는 거 잘해요.</w:t>
       </w:r>
     </w:p>
     <w:p>
@@ -2935,7 +1729,7 @@
               <w:jc w:val="left"/>
             </w:pPr>
             <w:r>
-              <w:t xml:space="preserve">1턴. 상장 후 내부자 매도 제한 기간.</w:t>
+              <w:t xml:space="preserve">도입. 상장 후 내부자 매도 제한 기간.</w:t>
             </w:r>
           </w:p>
         </w:tc>
@@ -2985,7 +1779,7 @@
               <w:jc w:val="left"/>
             </w:pPr>
             <w:r>
-              <w:t xml:space="preserve">30턴. 계획 매도의 의미 설명.</w:t>
+              <w:t xml:space="preserve">장면1. 계획 매도의 의미 설명.</w:t>
             </w:r>
           </w:p>
         </w:tc>
@@ -3035,7 +1829,7 @@
               <w:jc w:val="left"/>
             </w:pPr>
             <w:r>
-              <w:t xml:space="preserve">35턴. 내부자 거래 정책의 기본.</w:t>
+              <w:t xml:space="preserve">장면1. 내부자 거래 정책의 기본.</w:t>
             </w:r>
           </w:p>
         </w:tc>
@@ -3085,7 +1879,7 @@
               <w:jc w:val="left"/>
             </w:pPr>
             <w:r>
-              <w:t xml:space="preserve">39턴. 거래 금지의 핵심 기준.</w:t>
+              <w:t xml:space="preserve">장면1. 거래 금지의 핵심 기준.</w:t>
             </w:r>
           </w:p>
         </w:tc>
@@ -3135,7 +1929,7 @@
               <w:jc w:val="left"/>
             </w:pPr>
             <w:r>
-              <w:t xml:space="preserve">44턴. 본인이 거래하지 않아도 위법.</w:t>
+              <w:t xml:space="preserve">장면1. 본인이 거래하지 않아도 위법.</w:t>
             </w:r>
           </w:p>
         </w:tc>
@@ -3185,7 +1979,7 @@
               <w:jc w:val="left"/>
             </w:pPr>
             <w:r>
-              <w:t xml:space="preserve">46턴. 매도 전 법무 확인.</w:t>
+              <w:t xml:space="preserve">장면1. 매도 전 법무 확인.</w:t>
             </w:r>
           </w:p>
         </w:tc>
@@ -3235,7 +2029,7 @@
               <w:jc w:val="left"/>
             </w:pPr>
             <w:r>
-              <w:t xml:space="preserve">64·70턴. 미리 정한 계획에 따른 매도.</w:t>
+              <w:t xml:space="preserve">장면2. 미리 정한 계획에 따른 매도.</w:t>
             </w:r>
           </w:p>
         </w:tc>
@@ -3285,7 +2079,7 @@
               <w:jc w:val="left"/>
             </w:pPr>
             <w:r>
-              <w:t xml:space="preserve">66턴. 사전 계획의 보호 논리.</w:t>
+              <w:t xml:space="preserve">장면2. 사전 계획의 보호 논리.</w:t>
             </w:r>
           </w:p>
         </w:tc>
@@ -3335,7 +2129,7 @@
               <w:jc w:val="left"/>
             </w:pPr>
             <w:r>
-              <w:t xml:space="preserve">89턴. 애널리스트 노트 표현.</w:t>
+              <w:t xml:space="preserve">절정·전환. 애널리스트 노트 표현.</w:t>
             </w:r>
           </w:p>
         </w:tc>
@@ -3385,7 +2179,7 @@
               <w:jc w:val="left"/>
             </w:pPr>
             <w:r>
-              <w:t xml:space="preserve">105턴. 행동주의 투자자에 대한 선제 대비.</w:t>
+              <w:t xml:space="preserve">절정·전환. 행동주의 투자자에 대한 선제 대비.</w:t>
             </w:r>
           </w:p>
         </w:tc>
@@ -3728,7 +2522,7 @@
           <w:bCs/>
           <w:b/>
         </w:rPr>
-        <w:t xml:space="preserve">66턴 RUTH:</w:t>
+        <w:t xml:space="preserve">RUTH (장면2):</w:t>
       </w:r>
       <w:r>
         <w:t xml:space="preserve"> </w:t>
@@ -4044,9 +2838,1162 @@
         <w:t xml:space="preserve">을 위 구조로 40단어 안팎으로 설명해 보기.</w:t>
       </w:r>
     </w:p>
+    <w:p>
+      <w:r>
+        <w:pict>
+          <v:rect style="width:0;height:1.5pt" o:hralign="center" o:hrstd="t" o:hr="t"/>
+        </w:pict>
+      </w:r>
+    </w:p>
     <w:bookmarkEnd w:id="30"/>
     <w:bookmarkEnd w:id="31"/>
+    <w:bookmarkStart w:id="37" w:name="한국어-번역"/>
+    <w:p>
+      <w:pPr>
+        <w:pStyle w:val="Heading2"/>
+      </w:pPr>
+      <w:r>
+        <w:t xml:space="preserve">한국어 번역</w:t>
+      </w:r>
+    </w:p>
+    <w:bookmarkStart w:id="32" w:name="도입-9월-8일-오전-9시-noah-사무실-1"/>
+    <w:p>
+      <w:pPr>
+        <w:pStyle w:val="Heading3"/>
+      </w:pPr>
+      <w:r>
+        <w:t xml:space="preserve">도입 — 9월 8일 오전 9시, Noah 사무실</w:t>
+      </w:r>
+    </w:p>
+    <w:p>
+      <w:pPr>
+        <w:pStyle w:val="FirstParagraph"/>
+      </w:pPr>
+      <w:r>
+        <w:t xml:space="preserve">루스: 좋은 아침이에요. 오늘 두 가지. 보호예수가 자정에 끝나고, 리처드의 매도가 내일 공개돼요.</w:t>
+      </w:r>
+    </w:p>
+    <w:p>
+      <w:pPr>
+        <w:pStyle w:val="BodyText"/>
+      </w:pPr>
+      <w:r>
+        <w:t xml:space="preserve">노아: 얼마나 판대요?</w:t>
+      </w:r>
+    </w:p>
+    <w:p>
+      <w:pPr>
+        <w:pStyle w:val="BodyText"/>
+      </w:pPr>
+      <w:r>
+        <w:t xml:space="preserve">루스: 노스게이트 잔여 지분의 약 3분의 1. 3개월에 걸쳐, 매일 조금씩. 5월에 제출했어요.</w:t>
+      </w:r>
+    </w:p>
+    <w:p>
+      <w:pPr>
+        <w:pStyle w:val="BodyText"/>
+      </w:pPr>
+      <w:r>
+        <w:t xml:space="preserve">노아: 3분의 1. 시장은 그걸</w:t>
+      </w:r>
+      <w:r>
+        <w:t xml:space="preserve"> </w:t>
+      </w:r>
+      <w:r>
+        <w:t xml:space="preserve">“</w:t>
+      </w:r>
+      <w:r>
+        <w:t xml:space="preserve">첫 투자자가 떠난다</w:t>
+      </w:r>
+      <w:r>
+        <w:t xml:space="preserve">”</w:t>
+      </w:r>
+      <w:r>
+        <w:t xml:space="preserve">로 읽을 거예요.</w:t>
+      </w:r>
+    </w:p>
+    <w:p>
+      <w:pPr>
+        <w:pStyle w:val="BodyText"/>
+      </w:pPr>
+      <w:r>
+        <w:t xml:space="preserve">폴: 아니면</w:t>
+      </w:r>
+      <w:r>
+        <w:t xml:space="preserve"> </w:t>
+      </w:r>
+      <w:r>
+        <w:t xml:space="preserve">“</w:t>
+      </w:r>
+      <w:r>
+        <w:t xml:space="preserve">10년 차 펀드가 돈을 돌려준다</w:t>
+      </w:r>
+      <w:r>
+        <w:t xml:space="preserve">”</w:t>
+      </w:r>
+      <w:r>
+        <w:t xml:space="preserve">로. 둘 다 사실이에요.</w:t>
+      </w:r>
+    </w:p>
+    <w:p>
+      <w:pPr>
+        <w:pStyle w:val="BodyText"/>
+      </w:pPr>
+      <w:r>
+        <w:t xml:space="preserve">루스: 그래서 우리가 먼저 설명하는 거예요. 그게 스스로를 설명하기 전에.</w:t>
+      </w:r>
+    </w:p>
+    <w:p>
+      <w:pPr>
+        <w:pStyle w:val="BodyText"/>
+      </w:pPr>
+      <w:r>
+        <w:t xml:space="preserve">노아: 그리고 직원들은요? 이제 절반이 옵션을 갖고 있어요.</w:t>
+      </w:r>
+    </w:p>
+    <w:p>
+      <w:pPr>
+        <w:pStyle w:val="BodyText"/>
+      </w:pPr>
+      <w:r>
+        <w:t xml:space="preserve">다이앤: 그건 내 담당이에요. 10시 타운홀, 2시 교육. 지분 가진 사람은 전원 필수.</w:t>
+      </w:r>
+    </w:p>
+    <w:p>
+      <w:pPr>
+        <w:pStyle w:val="BodyText"/>
+      </w:pPr>
+      <w:r>
+        <w:t xml:space="preserve">노아: 필수. 다들 아주 좋아하겠네요.</w:t>
+      </w:r>
+    </w:p>
+    <w:p>
+      <w:pPr>
+        <w:pStyle w:val="BodyText"/>
+      </w:pPr>
+      <w:r>
+        <w:t xml:space="preserve">다이앤: 좋아할 필요는 없어요. 대중이 모르는 걸 알면서 거래하는 건 범죄이고, 감옥에 가는 건 회사가 아니라 직원이라는 걸 이해해야 해요. 나중에 면회 가느니 오늘 지루하게 만드는 게 나아요.</w:t>
+      </w:r>
+    </w:p>
+    <w:p>
+      <w:pPr>
+        <w:pStyle w:val="BodyText"/>
+      </w:pPr>
+      <w:r>
+        <w:t xml:space="preserve">타샤: 새 카드를 만들었어요.</w:t>
+      </w:r>
+      <w:r>
+        <w:t xml:space="preserve"> </w:t>
+      </w:r>
+      <w:r>
+        <w:t xml:space="preserve">“</w:t>
+      </w:r>
+      <w:r>
+        <w:t xml:space="preserve">주식 매도의 첫 10초.</w:t>
+      </w:r>
+      <w:r>
+        <w:t xml:space="preserve">”</w:t>
+      </w:r>
+    </w:p>
+    <w:p>
+      <w:pPr>
+        <w:pStyle w:val="BodyText"/>
+      </w:pPr>
+      <w:r>
+        <w:t xml:space="preserve">노아: 첫 1초는 뭐예요?</w:t>
+      </w:r>
+    </w:p>
+    <w:p>
+      <w:pPr>
+        <w:pStyle w:val="BodyText"/>
+      </w:pPr>
+      <w:r>
+        <w:t xml:space="preserve">타샤:</w:t>
+      </w:r>
+      <w:r>
+        <w:t xml:space="preserve"> </w:t>
+      </w:r>
+      <w:r>
+        <w:t xml:space="preserve">“</w:t>
+      </w:r>
+      <w:r>
+        <w:t xml:space="preserve">다이앤에게 물어라.</w:t>
+      </w:r>
+      <w:r>
+        <w:t xml:space="preserve">”</w:t>
+      </w:r>
+      <w:r>
+        <w:t xml:space="preserve"> </w:t>
+      </w:r>
+      <w:r>
+        <w:t xml:space="preserve">두 번째 1초:</w:t>
+      </w:r>
+      <w:r>
+        <w:t xml:space="preserve"> </w:t>
+      </w:r>
+      <w:r>
+        <w:t xml:space="preserve">“</w:t>
+      </w:r>
+      <w:r>
+        <w:t xml:space="preserve">달력을 확인하라.</w:t>
+      </w:r>
+      <w:r>
+        <w:t xml:space="preserve">”</w:t>
+      </w:r>
+    </w:p>
+    <w:p>
+      <w:pPr>
+        <w:pStyle w:val="BodyText"/>
+      </w:pPr>
+      <w:r>
+        <w:t xml:space="preserve">루스: 그리고 리처드가 타운홀에서 말하기로 했어요. 화상으로. 짧게.</w:t>
+      </w:r>
+    </w:p>
+    <w:p>
+      <w:pPr>
+        <w:pStyle w:val="BodyText"/>
+      </w:pPr>
+      <w:r>
+        <w:t xml:space="preserve">폴: 좋네요. 사람들은 헤드라인이 아니라 본인한테서 들어야 해요.</w:t>
+      </w:r>
+    </w:p>
     <w:bookmarkEnd w:id="32"/>
+    <w:bookmarkStart w:id="33" w:name="장면1-오전-10시-창고-옆-타운홀-1"/>
+    <w:p>
+      <w:pPr>
+        <w:pStyle w:val="Heading3"/>
+      </w:pPr>
+      <w:r>
+        <w:t xml:space="preserve">장면1 — 오전 10시, 창고 옆 타운홀</w:t>
+      </w:r>
+    </w:p>
+    <w:p>
+      <w:pPr>
+        <w:pStyle w:val="FirstParagraph"/>
+      </w:pPr>
+      <w:r>
+        <w:t xml:space="preserve">노아: 좋은 아침이에요, 여러분. 비좁은데 와 줘서 고마워요. 창고팀, 뒤에 있는 거 보여요.</w:t>
+      </w:r>
+    </w:p>
+    <w:p>
+      <w:pPr>
+        <w:pStyle w:val="BodyText"/>
+      </w:pPr>
+      <w:r>
+        <w:t xml:space="preserve">벤: 의자는 저희가 가져왔어요.</w:t>
+      </w:r>
+    </w:p>
+    <w:p>
+      <w:pPr>
+        <w:pStyle w:val="BodyText"/>
+      </w:pPr>
+      <w:r>
+        <w:t xml:space="preserve">노아: 오늘은 많은 분들에게 큰 날이에요. 6개월 전에 우린 종을 울렸고, 내일 처음으로 여러분 중 많은 분이 직접 번 주식 일부를 팔 수 있어요. 진짜 돈이죠. 그 돈으로 좋은 결정을 내리길 바라서, 오늘 오전은 규칙에 쓸 거예요.</w:t>
+      </w:r>
+    </w:p>
+    <w:p>
+      <w:pPr>
+        <w:pStyle w:val="BodyText"/>
+      </w:pPr>
+      <w:r>
+        <w:t xml:space="preserve">루스: 그리고 먼저 소식 하나. 리처드, 들어와 있어요?</w:t>
+      </w:r>
+    </w:p>
+    <w:p>
+      <w:pPr>
+        <w:pStyle w:val="BodyText"/>
+      </w:pPr>
+      <w:r>
+        <w:t xml:space="preserve">리처드: 여기 있어요. 좋은 아침, 오스틴. 짧게 할게요. 루스가 시간을 재고 있어서.</w:t>
+      </w:r>
+    </w:p>
+    <w:p>
+      <w:pPr>
+        <w:pStyle w:val="BodyText"/>
+      </w:pPr>
+      <w:r>
+        <w:t xml:space="preserve">루스: 3분. 세고 있어요.</w:t>
+      </w:r>
+    </w:p>
+    <w:p>
+      <w:pPr>
+        <w:pStyle w:val="BodyText"/>
+      </w:pPr>
+      <w:r>
+        <w:t xml:space="preserve">리처드: 내일부터 노스게이트는 5월에 제출한 계획에 따라 남은 주식의 약 3분의 1을 3개월에 걸쳐 팝니다. 우리 펀드는 10년 차이고, 출자자는 연금을 기다리는 교사와 간호사들이에요. 일부를 파는 건 베이라에 대한 반대표가 아니에요. 그분들께 한 약속을 지키는 거예요.</w:t>
+      </w:r>
+    </w:p>
+    <w:p>
+      <w:pPr>
+        <w:pStyle w:val="BodyText"/>
+      </w:pPr>
+      <w:r>
+        <w:t xml:space="preserve">일레인: 그리고 기록을 위해 말하면, 브라이트워터는 한 주도 안 팝니다. 올해는.</w:t>
+      </w:r>
+    </w:p>
+    <w:p>
+      <w:pPr>
+        <w:pStyle w:val="BodyText"/>
+      </w:pPr>
+      <w:r>
+        <w:t xml:space="preserve">리처드: 일레인은 늘 더 좋은 대사를 가져가요.</w:t>
+      </w:r>
+    </w:p>
+    <w:p>
+      <w:pPr>
+        <w:pStyle w:val="BodyText"/>
+      </w:pPr>
+      <w:r>
+        <w:t xml:space="preserve">벤: 리처드께 질문해도 될까요?</w:t>
+      </w:r>
+    </w:p>
+    <w:p>
+      <w:pPr>
+        <w:pStyle w:val="BodyText"/>
+      </w:pPr>
+      <w:r>
+        <w:t xml:space="preserve">노아: 물론이죠. 벤, 하세요.</w:t>
+      </w:r>
+    </w:p>
+    <w:p>
+      <w:pPr>
+        <w:pStyle w:val="BodyText"/>
+      </w:pPr>
+      <w:r>
+        <w:t xml:space="preserve">벤: 리처드가 판다면, 저희도 팔아야 하나요? 대출은 그렇다고 하고. 직감은 아니라고 해요.</w:t>
+      </w:r>
+    </w:p>
+    <w:p>
+      <w:pPr>
+        <w:pStyle w:val="BodyText"/>
+      </w:pPr>
+      <w:r>
+        <w:t xml:space="preserve">리처드: 벤, 올해 들은 질문 중 최고예요. 내 이유는 베이라의 미래가 아니라 우리 펀드의 달력에 관한 거고, 당신 이유는 내 삶이 아니라 당신 삶에 관한 것이어야 해요. 대출을 갚아서 밤에 잠을 잘 수 있다면, 그것도 좋은 투자예요.</w:t>
+      </w:r>
+    </w:p>
+    <w:p>
+      <w:pPr>
+        <w:pStyle w:val="BodyText"/>
+      </w:pPr>
+      <w:r>
+        <w:t xml:space="preserve">벤: 그러니까 신호가 아니라는 거죠?</w:t>
+      </w:r>
+    </w:p>
+    <w:p>
+      <w:pPr>
+        <w:pStyle w:val="BodyText"/>
+      </w:pPr>
+      <w:r>
+        <w:t xml:space="preserve">리처드: 일정이에요. 신호가 아니라.</w:t>
+      </w:r>
+    </w:p>
+    <w:p>
+      <w:pPr>
+        <w:pStyle w:val="BodyText"/>
+      </w:pPr>
+      <w:r>
+        <w:t xml:space="preserve">폴: 그리고 CFO로서, 팔지 말지는 말씀드릴 수 없어요. 여기 누구도 못 해요. 그건 개인 자문이니까.</w:t>
+      </w:r>
+    </w:p>
+    <w:p>
+      <w:pPr>
+        <w:pStyle w:val="BodyText"/>
+      </w:pPr>
+      <w:r>
+        <w:t xml:space="preserve">노아: 우리가 말할 수 있는 건 언제, 어떻게 허용되는지예요. 다이앤?</w:t>
+      </w:r>
+    </w:p>
+    <w:p>
+      <w:pPr>
+        <w:pStyle w:val="BodyText"/>
+      </w:pPr>
+      <w:r>
+        <w:t xml:space="preserve">다이앤: 세 가지 원칙. 원칙 1: 창이 열려 있을 때만 거래한다.</w:t>
+      </w:r>
+    </w:p>
+    <w:p>
+      <w:pPr>
+        <w:pStyle w:val="BodyText"/>
+      </w:pPr>
+      <w:r>
+        <w:t xml:space="preserve">로사: 언제 열려 있어요?</w:t>
+      </w:r>
+    </w:p>
+    <w:p>
+      <w:pPr>
+        <w:pStyle w:val="BodyText"/>
+      </w:pPr>
+      <w:r>
+        <w:t xml:space="preserve">다이앤: 창은 분기 실적 발표 2영업일 후에 열리고, 다음 분기 말 2주 전에 닫혀요. 그 창 밖에서는 아무것도 모르더라도 거래할 수 없어요. 아무것도 몰랐다는 걸 회사가 증명할 수 없으니까요. 그래서 블랙아웃 기간이라고 불러요.</w:t>
+      </w:r>
+    </w:p>
+    <w:p>
+      <w:pPr>
+        <w:pStyle w:val="BodyText"/>
+      </w:pPr>
+      <w:r>
+        <w:t xml:space="preserve">로사: 그럼 지금은요?</w:t>
+      </w:r>
+    </w:p>
+    <w:p>
+      <w:pPr>
+        <w:pStyle w:val="BodyText"/>
+      </w:pPr>
+      <w:r>
+        <w:t xml:space="preserve">다이앤: 열려 있어요. 9월 17일까지. 그다음엔 11월까지 닫혀요.</w:t>
+      </w:r>
+    </w:p>
+    <w:p>
+      <w:pPr>
+        <w:pStyle w:val="BodyText"/>
+      </w:pPr>
+      <w:r>
+        <w:t xml:space="preserve">벤: 그리고 원칙 2는요?</w:t>
+      </w:r>
+    </w:p>
+    <w:p>
+      <w:pPr>
+        <w:pStyle w:val="BodyText"/>
+      </w:pPr>
+      <w:r>
+        <w:t xml:space="preserve">다이앤: 미공개 중요 정보로 절대 거래하지 않는다. 합리적인 투자자라면 알고 싶어 할 모든 것.</w:t>
+      </w:r>
+    </w:p>
+    <w:p>
+      <w:pPr>
+        <w:pStyle w:val="BodyText"/>
+      </w:pPr>
+      <w:r>
+        <w:t xml:space="preserve">마리솔: 실제 예를 들어 줘요. 이 건물에서 있었던 걸로.</w:t>
+      </w:r>
+    </w:p>
+    <w:p>
+      <w:pPr>
+        <w:pStyle w:val="BodyText"/>
+      </w:pPr>
+      <w:r>
+        <w:t xml:space="preserve">다이앤: 좋아요. 지난주 마리솔 팀이 라인 C의 두 번째 부품 공급사를 확정했어요. 좋은 소식이고, 내일 보도자료 전까지는 비공개예요. 그걸 알고 지난주에 주식을 샀거나 사촌한테 사라고 했다면, 50달러만 벌었더라도 법을 어긴 거예요.</w:t>
+      </w:r>
+    </w:p>
+    <w:p>
+      <w:pPr>
+        <w:pStyle w:val="BodyText"/>
+      </w:pPr>
+      <w:r>
+        <w:t xml:space="preserve">마리솔: 그래서 남편한테도 말 안 했어요. 아주 서운해하더라고요.</w:t>
+      </w:r>
+    </w:p>
+    <w:p>
+      <w:pPr>
+        <w:pStyle w:val="BodyText"/>
+      </w:pPr>
+      <w:r>
+        <w:t xml:space="preserve">로사: 그냥 저녁 먹다가 얘기하면요? 거래하려는 게 아니라. 그냥 대화로.</w:t>
+      </w:r>
+    </w:p>
+    <w:p>
+      <w:pPr>
+        <w:pStyle w:val="BodyText"/>
+      </w:pPr>
+      <w:r>
+        <w:t xml:space="preserve">다이앤: 그럼 당신 형부가 거래하고, 둘 다 서한을 받죠. 그걸 정보 제공이라고 해요.</w:t>
+      </w:r>
+    </w:p>
+    <w:p>
+      <w:pPr>
+        <w:pStyle w:val="BodyText"/>
+      </w:pPr>
+      <w:r>
+        <w:t xml:space="preserve">로사: …우리 형부는 확실히 거래해요.</w:t>
+      </w:r>
+    </w:p>
+    <w:p>
+      <w:pPr>
+        <w:pStyle w:val="BodyText"/>
+      </w:pPr>
+      <w:r>
+        <w:t xml:space="preserve">다이앤: 원칙 3: 팔기 전에 나한테 묻는다. 사전 승인. 매번, 10주라도.</w:t>
+      </w:r>
+    </w:p>
+    <w:p>
+      <w:pPr>
+        <w:pStyle w:val="BodyText"/>
+      </w:pPr>
+      <w:r>
+        <w:t xml:space="preserve">벤: 창이 열려 있어도요?</w:t>
+      </w:r>
+    </w:p>
+    <w:p>
+      <w:pPr>
+        <w:pStyle w:val="BodyText"/>
+      </w:pPr>
+      <w:r>
+        <w:t xml:space="preserve">다이앤: 그래도요. 당신이 모르는 일이 진행 중일 수 있어요. 나는 알 테고.</w:t>
+      </w:r>
+    </w:p>
+    <w:p>
+      <w:pPr>
+        <w:pStyle w:val="BodyText"/>
+      </w:pPr>
+      <w:r>
+        <w:t xml:space="preserve">타샤: 그게 카드예요. 첫 1초:</w:t>
+      </w:r>
+      <w:r>
+        <w:t xml:space="preserve"> </w:t>
+      </w:r>
+      <w:r>
+        <w:t xml:space="preserve">“</w:t>
+      </w:r>
+      <w:r>
+        <w:t xml:space="preserve">다이앤에게 물어라.</w:t>
+      </w:r>
+      <w:r>
+        <w:t xml:space="preserve">”</w:t>
+      </w:r>
+    </w:p>
+    <w:p>
+      <w:pPr>
+        <w:pStyle w:val="BodyText"/>
+      </w:pPr>
+      <w:r>
+        <w:t xml:space="preserve">레오: 실험실 쪽에서 하나 덧붙여도 될까요? 주사기를 시험할 때, 우린 만든 사람을 믿지 않고 기록을 믿어요. 거래 규칙도 똑같아요. 정직을 증명할 수 있게 해 주니까, 정직한 사람을 보호하죠. 관료주의가 아니에요. 깨끗하게 지내는 방법이에요.</w:t>
+      </w:r>
+    </w:p>
+    <w:bookmarkEnd w:id="33"/>
+    <w:bookmarkStart w:id="34" w:name="장면2-오후-2시-내부자-거래-교육-1"/>
+    <w:p>
+      <w:pPr>
+        <w:pStyle w:val="Heading3"/>
+      </w:pPr>
+      <w:r>
+        <w:t xml:space="preserve">장면2 — 오후 2시, 내부자 거래 교육</w:t>
+      </w:r>
+    </w:p>
+    <w:p>
+      <w:pPr>
+        <w:pStyle w:val="FirstParagraph"/>
+      </w:pPr>
+      <w:r>
+        <w:t xml:space="preserve">다이앤: 다시 오신 걸 환영해요. 오후엔 시나리오. 여러분이 결정하고. 내가 채점해요.</w:t>
+      </w:r>
+    </w:p>
+    <w:p>
+      <w:pPr>
+        <w:pStyle w:val="BodyText"/>
+      </w:pPr>
+      <w:r>
+        <w:t xml:space="preserve">타샤: 시나리오 1. 엘리베이터에서 폴이</w:t>
+      </w:r>
+      <w:r>
+        <w:t xml:space="preserve"> </w:t>
+      </w:r>
+      <w:r>
+        <w:t xml:space="preserve">“</w:t>
+      </w:r>
+      <w:r>
+        <w:t xml:space="preserve">대단한 분기야</w:t>
+      </w:r>
+      <w:r>
+        <w:t xml:space="preserve">”</w:t>
+      </w:r>
+      <w:r>
+        <w:t xml:space="preserve">라고 말해요. 창은 열려 있어요. 사도 될까요?</w:t>
+      </w:r>
+    </w:p>
+    <w:p>
+      <w:pPr>
+        <w:pStyle w:val="BodyText"/>
+      </w:pPr>
+      <w:r>
+        <w:t xml:space="preserve">벤: 아니요. 이제 뭔가를 알게 됐으니까요.</w:t>
+      </w:r>
+    </w:p>
+    <w:p>
+      <w:pPr>
+        <w:pStyle w:val="BodyText"/>
+      </w:pPr>
+      <w:r>
+        <w:t xml:space="preserve">다이앤: 정답. 창이 열려 있다고 머릿속까지 비어 있는 건 아니에요. 정보가 창을 닫아요.</w:t>
+      </w:r>
+    </w:p>
+    <w:p>
+      <w:pPr>
+        <w:pStyle w:val="BodyText"/>
+      </w:pPr>
+      <w:r>
+        <w:t xml:space="preserve">폴: 그리고 기록을 위해 말하면, 난 엘리베이터에서 절대 그런 말 안 해요.</w:t>
+      </w:r>
+    </w:p>
+    <w:p>
+      <w:pPr>
+        <w:pStyle w:val="BodyText"/>
+      </w:pPr>
+      <w:r>
+        <w:t xml:space="preserve">로사: 오늘 아침 탕비실에서</w:t>
+      </w:r>
+      <w:r>
+        <w:t xml:space="preserve"> </w:t>
+      </w:r>
+      <w:r>
+        <w:t xml:space="preserve">“</w:t>
+      </w:r>
+      <w:r>
+        <w:t xml:space="preserve">대단한 날</w:t>
+      </w:r>
+      <w:r>
+        <w:t xml:space="preserve">”</w:t>
+      </w:r>
+      <w:r>
+        <w:t xml:space="preserve">이라고 하셨잖아요.</w:t>
+      </w:r>
+    </w:p>
+    <w:p>
+      <w:pPr>
+        <w:pStyle w:val="BodyText"/>
+      </w:pPr>
+      <w:r>
+        <w:t xml:space="preserve">폴: 커피 머신 얘기였어요. 드디어 고쳐졌거든요.</w:t>
+      </w:r>
+    </w:p>
+    <w:p>
+      <w:pPr>
+        <w:pStyle w:val="BodyText"/>
+      </w:pPr>
+      <w:r>
+        <w:t xml:space="preserve">타샤: 시나리오 2. 이모가 베트남 위조품 기사를 읽었어요. 팔아야 하냐고 물어요.</w:t>
+      </w:r>
+    </w:p>
+    <w:p>
+      <w:pPr>
+        <w:pStyle w:val="BodyText"/>
+      </w:pPr>
+      <w:r>
+        <w:t xml:space="preserve">로사: 그건 공개된 거예요. 보도자료. 그럼 얘기해도 되죠?</w:t>
+      </w:r>
+    </w:p>
+    <w:p>
+      <w:pPr>
+        <w:pStyle w:val="BodyText"/>
+      </w:pPr>
+      <w:r>
+        <w:t xml:space="preserve">다이앤: 공개된 것은, 공개된 그대로 얘기해도 돼요. 하지만 플랫폼 통화가 어땠는지, 레오가 그다음에 뭘 찾았는지처럼 안에서 알게 된 건 덧붙이지 마세요. 그리고 주식을 어떻게 하라고 절대 말하지 마세요. 당신은 그분의 자문가가 아니에요.</w:t>
+      </w:r>
+    </w:p>
+    <w:p>
+      <w:pPr>
+        <w:pStyle w:val="BodyText"/>
+      </w:pPr>
+      <w:r>
+        <w:t xml:space="preserve">로사: 보도자료 얘기는 하고. 보도자료의 무대 뒤 얘기는 말고.</w:t>
+      </w:r>
+    </w:p>
+    <w:p>
+      <w:pPr>
+        <w:pStyle w:val="BodyText"/>
+      </w:pPr>
+      <w:r>
+        <w:t xml:space="preserve">다이앤: 완벽해요. 내가 말한 것보다 낫네요.</w:t>
+      </w:r>
+    </w:p>
+    <w:p>
+      <w:pPr>
+        <w:pStyle w:val="BodyText"/>
+      </w:pPr>
+      <w:r>
+        <w:t xml:space="preserve">타샤: 시나리오 3. 매 분기 자동으로, 생각하지 않고 팔고 싶어요. 방법이 있을까요?</w:t>
+      </w:r>
+    </w:p>
+    <w:p>
+      <w:pPr>
+        <w:pStyle w:val="BodyText"/>
+      </w:pPr>
+      <w:r>
+        <w:t xml:space="preserve">루스: 그게 리처드가 쓴 도구예요. 거래 계획. 10b5-1 계획.</w:t>
+      </w:r>
+    </w:p>
+    <w:p>
+      <w:pPr>
+        <w:pStyle w:val="BodyText"/>
+      </w:pPr>
+      <w:r>
+        <w:t xml:space="preserve">벤: 그게 보통 영어로 무슨 뜻이에요?</w:t>
+      </w:r>
+    </w:p>
+    <w:p>
+      <w:pPr>
+        <w:pStyle w:val="BodyText"/>
+      </w:pPr>
+      <w:r>
+        <w:t xml:space="preserve">루스: 특별한 걸 모를 때 미리, 몇 주를 언제 팔지 정확히 정해 두고, 한동안 바꿀 수 없다는 뜻이에요. 나중에 뭔가를 알게 되더라도 계획이 알아서 팔아요. 과거의 당신이 결정했으니, 현재의 당신은 보호받는 거예요.</w:t>
+      </w:r>
+    </w:p>
+    <w:p>
+      <w:pPr>
+        <w:pStyle w:val="BodyText"/>
+      </w:pPr>
+      <w:r>
+        <w:t xml:space="preserve">벤: 과거의 저요. 돈 관리를 잘 못했는데.</w:t>
+      </w:r>
+    </w:p>
+    <w:p>
+      <w:pPr>
+        <w:pStyle w:val="BodyText"/>
+      </w:pPr>
+      <w:r>
+        <w:t xml:space="preserve">루스: 그럼 미래의 당신이 대출을 갚게 해요. 차분할 때 적어 둬요.</w:t>
+      </w:r>
+    </w:p>
+    <w:p>
+      <w:pPr>
+        <w:pStyle w:val="BodyText"/>
+      </w:pPr>
+      <w:r>
+        <w:t xml:space="preserve">벤: 저도 할 수 있어요? 대출 때문에 분기마다 조금씩 파는 거?</w:t>
+      </w:r>
+    </w:p>
+    <w:p>
+      <w:pPr>
+        <w:pStyle w:val="BodyText"/>
+      </w:pPr>
+      <w:r>
+        <w:t xml:space="preserve">다이앤: 네. 내 사무실로 와요. 증권사와 같이 설정할게요. 90일 냉각 기간이 있어요.</w:t>
+      </w:r>
+    </w:p>
+    <w:p>
+      <w:pPr>
+        <w:pStyle w:val="BodyText"/>
+      </w:pPr>
+      <w:r>
+        <w:t xml:space="preserve">벤: 90일. 그럼 첫 매도는 12월이네요.</w:t>
+      </w:r>
+    </w:p>
+    <w:p>
+      <w:pPr>
+        <w:pStyle w:val="BodyText"/>
+      </w:pPr>
+      <w:r>
+        <w:t xml:space="preserve">폴: 과거의 당신이 보내는 메리 크리스마스.</w:t>
+      </w:r>
+    </w:p>
+    <w:p>
+      <w:pPr>
+        <w:pStyle w:val="BodyText"/>
+      </w:pPr>
+      <w:r>
+        <w:t xml:space="preserve">타샤: 마지막 시나리오. 어려운 거. 할번 다니는 친구가 캐슬런이 할번을 인수할지도 모른대요. 바비큐 파티에서 들었어요.</w:t>
+      </w:r>
+    </w:p>
+    <w:p>
+      <w:pPr>
+        <w:pStyle w:val="BodyText"/>
+      </w:pPr>
+      <w:r>
+        <w:t xml:space="preserve">마리솔: 우리 얘기가 아니잖아요. 그럼 괜찮은 거죠?</w:t>
+      </w:r>
+    </w:p>
+    <w:p>
+      <w:pPr>
+        <w:pStyle w:val="BodyText"/>
+      </w:pPr>
+      <w:r>
+        <w:t xml:space="preserve">다이앤: 아니요. 이게 똑똑한 사람들이 걸리는 문제예요. 그걸로 할번 주식을 거래하면, 정보가 할번 내부에서 나왔으니 여전히 내부자 거래예요. 그리고 그 거래가 우리 경쟁 구도를 바꾼다면 우리 주가도 움직일 수 있어요. 애매하면 거래하지 말고, 나한테 와서 말해요.</w:t>
+      </w:r>
+    </w:p>
+    <w:p>
+      <w:pPr>
+        <w:pStyle w:val="BodyText"/>
+      </w:pPr>
+      <w:r>
+        <w:t xml:space="preserve">노아: 할번과 캐슬런. 그거 사실이에요, 다이앤?</w:t>
+      </w:r>
+    </w:p>
+    <w:p>
+      <w:pPr>
+        <w:pStyle w:val="BodyText"/>
+      </w:pPr>
+      <w:r>
+        <w:t xml:space="preserve">다이앤: 시나리오예요. 내가 지어냈어요. 대부분은.</w:t>
+      </w:r>
+    </w:p>
+    <w:p>
+      <w:pPr>
+        <w:pStyle w:val="BodyText"/>
+      </w:pPr>
+      <w:r>
+        <w:t xml:space="preserve">노아: 대부분은.</w:t>
+      </w:r>
+    </w:p>
+    <w:p>
+      <w:pPr>
+        <w:pStyle w:val="BodyText"/>
+      </w:pPr>
+      <w:r>
+        <w:t xml:space="preserve">다이앤: 올가을엔 소문이 사방에 있어요. 그래서 교육에 넣은 거예요.</w:t>
+      </w:r>
+    </w:p>
+    <w:p>
+      <w:pPr>
+        <w:pStyle w:val="BodyText"/>
+      </w:pPr>
+      <w:r>
+        <w:t xml:space="preserve">타샤: 퀴즈 끝. 전원 통과. 벤은 만점이에요.</w:t>
+      </w:r>
+    </w:p>
+    <w:bookmarkEnd w:id="34"/>
+    <w:bookmarkStart w:id="35" w:name="절정전환-오후-4시-noah-사무실-1"/>
+    <w:p>
+      <w:pPr>
+        <w:pStyle w:val="Heading3"/>
+      </w:pPr>
+      <w:r>
+        <w:t xml:space="preserve">절정·전환 — 오후 4시, Noah 사무실</w:t>
+      </w:r>
+    </w:p>
+    <w:p>
+      <w:pPr>
+        <w:pStyle w:val="FirstParagraph"/>
+      </w:pPr>
+      <w:r>
+        <w:t xml:space="preserve">루스: 보도자료 나갔어요. 라인 C 두 번째 공급사와 노스게이트 계획, 같은 보도자료로.</w:t>
+      </w:r>
+    </w:p>
+    <w:p>
+      <w:pPr>
+        <w:pStyle w:val="BodyText"/>
+      </w:pPr>
+      <w:r>
+        <w:t xml:space="preserve">노아: 좋은 소식과 매도가 한 페이지에. 그게 현명했을까요?</w:t>
+      </w:r>
+    </w:p>
+    <w:p>
+      <w:pPr>
+        <w:pStyle w:val="BodyText"/>
+      </w:pPr>
+      <w:r>
+        <w:t xml:space="preserve">루스: 정직했죠. 공급사 소식만 내고 매도가 내일 나왔다면, 사람들은 왜 숨겼냐고 물었을 거예요. 함께 내면 하나의 이야기가 돼요. 회사는 강해지고 있고, 초기 투자자가 일정대로 이익을 일부 실현한다. 숨긴 것도, 타이밍을 노린 것도 없어요.</w:t>
+      </w:r>
+    </w:p>
+    <w:p>
+      <w:pPr>
+        <w:pStyle w:val="BodyText"/>
+      </w:pPr>
+      <w:r>
+        <w:t xml:space="preserve">폴: 시간외 2% 하락. 나쁘지 않아요.</w:t>
+      </w:r>
+    </w:p>
+    <w:p>
+      <w:pPr>
+        <w:pStyle w:val="BodyText"/>
+      </w:pPr>
+      <w:r>
+        <w:t xml:space="preserve">루스: 데이나 브룩스홀이 5분 원해요. 그리고 이선 콜이 세 번 전화했어요.</w:t>
+      </w:r>
+    </w:p>
+    <w:p>
+      <w:pPr>
+        <w:pStyle w:val="BodyText"/>
+      </w:pPr>
+      <w:r>
+        <w:t xml:space="preserve">노아: 데이나 먼저. 그녀는 읽어요. 이선은 반응하고요.</w:t>
+      </w:r>
+    </w:p>
+    <w:p>
+      <w:pPr>
+        <w:pStyle w:val="BodyText"/>
+      </w:pPr>
+      <w:r>
+        <w:t xml:space="preserve">데이나: 루스, 노아. 질문 하나. 리처드가 이사회를 떠나나요?</w:t>
+      </w:r>
+    </w:p>
+    <w:p>
+      <w:pPr>
+        <w:pStyle w:val="BodyText"/>
+      </w:pPr>
+      <w:r>
+        <w:t xml:space="preserve">노아: 아니요. 이사회에 남아요. 그리고 전부가 아니라 3분의 1을 파는 거예요.</w:t>
+      </w:r>
+    </w:p>
+    <w:p>
+      <w:pPr>
+        <w:pStyle w:val="BodyText"/>
+      </w:pPr>
+      <w:r>
+        <w:t xml:space="preserve">데이나: 그럼 오늘 밤 노트엔 계획된 매도, 펀더멘털 변화 없음. 보유 의견 유지해요. 라인 C를 방문하고 싶어요.</w:t>
+      </w:r>
+    </w:p>
+    <w:p>
+      <w:pPr>
+        <w:pStyle w:val="BodyText"/>
+      </w:pPr>
+      <w:r>
+        <w:t xml:space="preserve">루스: 현장 방문을 마련할게요. 요청하는 누구에게나 주는 것과 같은 접근으로.</w:t>
+      </w:r>
+    </w:p>
+    <w:p>
+      <w:pPr>
+        <w:pStyle w:val="BodyText"/>
+      </w:pPr>
+      <w:r>
+        <w:t xml:space="preserve">데이나: 같은 답, 매번. 알아요.</w:t>
+      </w:r>
+    </w:p>
+    <w:p>
+      <w:pPr>
+        <w:pStyle w:val="BodyText"/>
+      </w:pPr>
+      <w:r>
+        <w:t xml:space="preserve">이선: 노아. 드디어. 리처드가 우리가 모르는 걸 알고 있어요?</w:t>
+      </w:r>
+    </w:p>
+    <w:p>
+      <w:pPr>
+        <w:pStyle w:val="BodyText"/>
+      </w:pPr>
+      <w:r>
+        <w:t xml:space="preserve">노아: 아니요. 그리고 안다면, 팔 수 없어요. 그게 계획의 핵심이에요.</w:t>
+      </w:r>
+    </w:p>
+    <w:p>
+      <w:pPr>
+        <w:pStyle w:val="BodyText"/>
+      </w:pPr>
+      <w:r>
+        <w:t xml:space="preserve">이선: 그럼 왜 하필 지금 팔아요?</w:t>
+      </w:r>
+    </w:p>
+    <w:p>
+      <w:pPr>
+        <w:pStyle w:val="BodyText"/>
+      </w:pPr>
+      <w:r>
+        <w:t xml:space="preserve">노아: 5월에 계획을 제출했으니까요. 실적 미달 전에, 위조품 전에, 그 모든 일 전에. 원해도 타이밍을 맞출 수 없어요. 이선, 당신은 상장 첫날 팔았죠. 리처드는 8년을 기다렸어요. 그걸 일찍 떠난다고 하진 않겠어요.</w:t>
+      </w:r>
+    </w:p>
+    <w:p>
+      <w:pPr>
+        <w:pStyle w:val="BodyText"/>
+      </w:pPr>
+      <w:r>
+        <w:t xml:space="preserve">이선: …맞는 말이네요. 다시 살지도 몰라요.</w:t>
+      </w:r>
+    </w:p>
+    <w:p>
+      <w:pPr>
+        <w:pStyle w:val="BodyText"/>
+      </w:pPr>
+      <w:r>
+        <w:t xml:space="preserve">루스: 거래 얘기는 하지 말아 주세요. 알고 싶지 않아요.</w:t>
+      </w:r>
+    </w:p>
+    <w:p>
+      <w:pPr>
+        <w:pStyle w:val="BodyText"/>
+      </w:pPr>
+      <w:r>
+        <w:t xml:space="preserve">이선: 알겠어요. 좋은 밤 되세요.</w:t>
+      </w:r>
+    </w:p>
+    <w:p>
+      <w:pPr>
+        <w:pStyle w:val="BodyText"/>
+      </w:pPr>
+      <w:r>
+        <w:t xml:space="preserve">폴: 그런데 거래량이 이상해요. 누가 오늘 오후 200만 주를 샀어요. 블록으로.</w:t>
+      </w:r>
+    </w:p>
+    <w:p>
+      <w:pPr>
+        <w:pStyle w:val="BodyText"/>
+      </w:pPr>
+      <w:r>
+        <w:t xml:space="preserve">루스: 200만 주요? 하루에 회사 지분의 거의 3%예요.</w:t>
+      </w:r>
+    </w:p>
+    <w:p>
+      <w:pPr>
+        <w:pStyle w:val="BodyText"/>
+      </w:pPr>
+      <w:r>
+        <w:t xml:space="preserve">노아: 누구예요?</w:t>
+      </w:r>
+    </w:p>
+    <w:p>
+      <w:pPr>
+        <w:pStyle w:val="BodyText"/>
+      </w:pPr>
+      <w:r>
+        <w:t xml:space="preserve">루스: 5%를 넘기고 공시하기 전까진 몰라요. 넘긴 후 10일의 여유가 있어요.</w:t>
+      </w:r>
+    </w:p>
+    <w:p>
+      <w:pPr>
+        <w:pStyle w:val="BodyText"/>
+      </w:pPr>
+      <w:r>
+        <w:t xml:space="preserve">일레인: 그럼 내가 30년 동안 배운 걸 말해 줄게요. 우호적인 투자자가 판 직후에 조용한 매수자가 주식을 모은다면, 팬인 경우는 드물어요. 대개는 회사를 다르게 운영해야 한다고 생각하는 사람이고, 조만간 서한을 보내요.</w:t>
+      </w:r>
+    </w:p>
+    <w:p>
+      <w:pPr>
+        <w:pStyle w:val="BodyText"/>
+      </w:pPr>
+      <w:r>
+        <w:t xml:space="preserve">노아: 행동주의 투자자.</w:t>
+      </w:r>
+    </w:p>
+    <w:p>
+      <w:pPr>
+        <w:pStyle w:val="BodyText"/>
+      </w:pPr>
+      <w:r>
+        <w:t xml:space="preserve">일레인: 아마도. 팬일 수도 있고. 어쨌든 서한에 대비해요.</w:t>
+      </w:r>
+    </w:p>
+    <w:bookmarkEnd w:id="35"/>
+    <w:bookmarkStart w:id="36" w:name="마무리-오후-6시-로비-냅킨-액자-앞-1"/>
+    <w:p>
+      <w:pPr>
+        <w:pStyle w:val="Heading3"/>
+      </w:pPr>
+      <w:r>
+        <w:t xml:space="preserve">마무리 — 오후 6시, 로비 냅킨 액자 앞</w:t>
+      </w:r>
+    </w:p>
+    <w:p>
+      <w:pPr>
+        <w:pStyle w:val="FirstParagraph"/>
+      </w:pPr>
+      <w:r>
+        <w:t xml:space="preserve">벤: 노아? 죄송해요. 냅킨 앞에 계신 게 보여서요. 말씀드려도 될까요?</w:t>
+      </w:r>
+    </w:p>
+    <w:p>
+      <w:pPr>
+        <w:pStyle w:val="BodyText"/>
+      </w:pPr>
+      <w:r>
+        <w:t xml:space="preserve">노아: 언제든지요. 뭔데요?</w:t>
+      </w:r>
+    </w:p>
+    <w:p>
+      <w:pPr>
+        <w:pStyle w:val="BodyText"/>
+      </w:pPr>
+      <w:r>
+        <w:t xml:space="preserve">벤: 다이앤과 계획을 세웠어요. 12월부터 분기마다 조금씩, 대출이 없어질 때까지. 그리고 나머지는 갖고 있을 거예요. 주가가 오를 거라고 생각해서가 아니라, 매일 포장하는 그것의 한 조각을 갖고 싶어서요.</w:t>
+      </w:r>
+    </w:p>
+    <w:p>
+      <w:pPr>
+        <w:pStyle w:val="BodyText"/>
+      </w:pPr>
+      <w:r>
+        <w:t xml:space="preserve">노아: 내가 들은 이유 중 최고예요. 내 이유보다 나아요.</w:t>
+      </w:r>
+    </w:p>
+    <w:p>
+      <w:pPr>
+        <w:pStyle w:val="BodyText"/>
+      </w:pPr>
+      <w:r>
+        <w:t xml:space="preserve">벤: 대표님 이유는 뭐였는데요?</w:t>
+      </w:r>
+    </w:p>
+    <w:p>
+      <w:pPr>
+        <w:pStyle w:val="BodyText"/>
+      </w:pPr>
+      <w:r>
+        <w:t xml:space="preserve">노아: 릴리가 무서워서요. 냅킨 액자를 디자인했거든요.</w:t>
+      </w:r>
+    </w:p>
+    <w:p>
+      <w:pPr>
+        <w:pStyle w:val="BodyText"/>
+      </w:pPr>
+      <w:r>
+        <w:t xml:space="preserve">벤: 리처드가 통화 끝나고 저한테 따로 뭔가를 말했어요. 말씀드려도 될까요?</w:t>
+      </w:r>
+    </w:p>
+    <w:p>
+      <w:pPr>
+        <w:pStyle w:val="BodyText"/>
+      </w:pPr>
+      <w:r>
+        <w:t xml:space="preserve">노아: 내부 정보만 아니라면요.</w:t>
+      </w:r>
+    </w:p>
+    <w:p>
+      <w:pPr>
+        <w:pStyle w:val="BodyText"/>
+      </w:pPr>
+      <w:r>
+        <w:t xml:space="preserve">벤: 이렇게 말했어요.</w:t>
+      </w:r>
+      <w:r>
+        <w:t xml:space="preserve"> </w:t>
+      </w:r>
+      <w:r>
+        <w:t xml:space="preserve">“</w:t>
+      </w:r>
+      <w:r>
+        <w:t xml:space="preserve">주가를 보지 말고, 창고를 봐.</w:t>
+      </w:r>
+      <w:r>
+        <w:t xml:space="preserve">”</w:t>
+      </w:r>
+    </w:p>
+    <w:p>
+      <w:pPr>
+        <w:pStyle w:val="BodyText"/>
+      </w:pPr>
+      <w:r>
+        <w:t xml:space="preserve">노아: 8년 전에 나한테 했던 말이에요. 차고에 대해서.</w:t>
+      </w:r>
+    </w:p>
+    <w:p>
+      <w:pPr>
+        <w:pStyle w:val="BodyText"/>
+      </w:pPr>
+      <w:r>
+        <w:t xml:space="preserve">루스: 노아, 미안해요. 하나 더. 블록 매수자가 뉴욕 증권사를 썼어요. 일레인의 추측에 이름이 생겼어요.</w:t>
+      </w:r>
+    </w:p>
+    <w:p>
+      <w:pPr>
+        <w:pStyle w:val="BodyText"/>
+      </w:pPr>
+      <w:r>
+        <w:t xml:space="preserve">노아: 말해요.</w:t>
+      </w:r>
+    </w:p>
+    <w:p>
+      <w:pPr>
+        <w:pStyle w:val="BodyText"/>
+      </w:pPr>
+      <w:r>
+        <w:t xml:space="preserve">루스: 파이크스톤 캐피털. 그레이엄 파이크의 펀드예요. 좋아하는 회사를 사지 않아요. 바꾸고 싶은 회사를 사죠. 작년엔 의료기기 회사 두 곳의 CEO를 몰아냈어요. 그들이라면, 2주 안에 서한이 올 거예요.</w:t>
+      </w:r>
+    </w:p>
+    <w:p>
+      <w:pPr>
+        <w:pStyle w:val="BodyText"/>
+      </w:pPr>
+      <w:r>
+        <w:t xml:space="preserve">노아: 2주. 그럼 오늘 밤엔 그레이엄 파이크에 대해 읽어야겠네요.</w:t>
+      </w:r>
+    </w:p>
+    <w:p>
+      <w:pPr>
+        <w:pStyle w:val="BodyText"/>
+      </w:pPr>
+      <w:r>
+        <w:t xml:space="preserve">벤: 도와드릴까요? 저 라벨 읽는 거 잘해요.</w:t>
+      </w:r>
+    </w:p>
+    <w:bookmarkEnd w:id="36"/>
+    <w:bookmarkEnd w:id="37"/>
+    <w:bookmarkEnd w:id="38"/>
     <w:sectPr/>
   </w:body>
 </w:document>
@@ -4153,583 +4100,8 @@
       </w:pPr>
     </w:lvl>
   </w:abstractNum>
-  <w:abstractNum w:abstractNumId="99411">
-    <w:nsid w:val="A99411"/>
-    <w:multiLevelType w:val="multilevel"/>
-    <w:lvl w:ilvl="0">
-      <w:start w:val="1"/>
-      <w:numFmt w:val="decimal"/>
-      <w:lvlText w:val="%1."/>
-      <w:lvlJc w:val="left"/>
-      <w:pPr>
-        <w:ind w:left="720" w:hanging="480"/>
-      </w:pPr>
-    </w:lvl>
-    <w:lvl w:ilvl="1">
-      <w:start w:val="1"/>
-      <w:numFmt w:val="decimal"/>
-      <w:lvlText w:val="%2."/>
-      <w:lvlJc w:val="left"/>
-      <w:pPr>
-        <w:ind w:left="1440" w:hanging="480"/>
-      </w:pPr>
-    </w:lvl>
-    <w:lvl w:ilvl="2">
-      <w:start w:val="1"/>
-      <w:numFmt w:val="decimal"/>
-      <w:lvlText w:val="%3."/>
-      <w:lvlJc w:val="left"/>
-      <w:pPr>
-        <w:ind w:left="2160" w:hanging="480"/>
-      </w:pPr>
-    </w:lvl>
-    <w:lvl w:ilvl="3">
-      <w:start w:val="1"/>
-      <w:numFmt w:val="decimal"/>
-      <w:lvlText w:val="%4."/>
-      <w:lvlJc w:val="left"/>
-      <w:pPr>
-        <w:ind w:left="2880" w:hanging="480"/>
-      </w:pPr>
-    </w:lvl>
-    <w:lvl w:ilvl="4">
-      <w:start w:val="1"/>
-      <w:numFmt w:val="decimal"/>
-      <w:lvlText w:val="%5."/>
-      <w:lvlJc w:val="left"/>
-      <w:pPr>
-        <w:ind w:left="3600" w:hanging="480"/>
-      </w:pPr>
-    </w:lvl>
-    <w:lvl w:ilvl="5">
-      <w:start w:val="1"/>
-      <w:numFmt w:val="decimal"/>
-      <w:lvlText w:val="%6."/>
-      <w:lvlJc w:val="left"/>
-      <w:pPr>
-        <w:ind w:left="4320" w:hanging="480"/>
-      </w:pPr>
-    </w:lvl>
-    <w:lvl w:ilvl="6">
-      <w:start w:val="1"/>
-      <w:numFmt w:val="decimal"/>
-      <w:lvlText w:val="%7."/>
-      <w:lvlJc w:val="left"/>
-      <w:pPr>
-        <w:ind w:left="5040" w:hanging="480"/>
-      </w:pPr>
-    </w:lvl>
-    <w:lvl w:ilvl="7">
-      <w:start w:val="1"/>
-      <w:numFmt w:val="decimal"/>
-      <w:lvlText w:val="%8."/>
-      <w:lvlJc w:val="left"/>
-      <w:pPr>
-        <w:ind w:left="5760" w:hanging="480"/>
-      </w:pPr>
-    </w:lvl>
-    <w:lvl w:ilvl="8">
-      <w:start w:val="1"/>
-      <w:numFmt w:val="decimal"/>
-      <w:lvlText w:val="%9."/>
-      <w:lvlJc w:val="left"/>
-      <w:pPr>
-        <w:ind w:left="6480" w:hanging="480"/>
-      </w:pPr>
-    </w:lvl>
-  </w:abstractNum>
-  <w:abstractNum w:abstractNumId="994116">
-    <w:nsid w:val="A994116"/>
-    <w:multiLevelType w:val="multilevel"/>
-    <w:lvl w:ilvl="0">
-      <w:start w:val="16"/>
-      <w:numFmt w:val="decimal"/>
-      <w:lvlText w:val="%1."/>
-      <w:lvlJc w:val="left"/>
-      <w:pPr>
-        <w:ind w:left="720" w:hanging="480"/>
-      </w:pPr>
-    </w:lvl>
-    <w:lvl w:ilvl="1">
-      <w:start w:val="16"/>
-      <w:numFmt w:val="decimal"/>
-      <w:lvlText w:val="%2."/>
-      <w:lvlJc w:val="left"/>
-      <w:pPr>
-        <w:ind w:left="1440" w:hanging="480"/>
-      </w:pPr>
-    </w:lvl>
-    <w:lvl w:ilvl="2">
-      <w:start w:val="16"/>
-      <w:numFmt w:val="decimal"/>
-      <w:lvlText w:val="%3."/>
-      <w:lvlJc w:val="left"/>
-      <w:pPr>
-        <w:ind w:left="2160" w:hanging="480"/>
-      </w:pPr>
-    </w:lvl>
-    <w:lvl w:ilvl="3">
-      <w:start w:val="16"/>
-      <w:numFmt w:val="decimal"/>
-      <w:lvlText w:val="%4."/>
-      <w:lvlJc w:val="left"/>
-      <w:pPr>
-        <w:ind w:left="2880" w:hanging="480"/>
-      </w:pPr>
-    </w:lvl>
-    <w:lvl w:ilvl="4">
-      <w:start w:val="16"/>
-      <w:numFmt w:val="decimal"/>
-      <w:lvlText w:val="%5."/>
-      <w:lvlJc w:val="left"/>
-      <w:pPr>
-        <w:ind w:left="3600" w:hanging="480"/>
-      </w:pPr>
-    </w:lvl>
-    <w:lvl w:ilvl="5">
-      <w:start w:val="16"/>
-      <w:numFmt w:val="decimal"/>
-      <w:lvlText w:val="%6."/>
-      <w:lvlJc w:val="left"/>
-      <w:pPr>
-        <w:ind w:left="4320" w:hanging="480"/>
-      </w:pPr>
-    </w:lvl>
-    <w:lvl w:ilvl="6">
-      <w:start w:val="16"/>
-      <w:numFmt w:val="decimal"/>
-      <w:lvlText w:val="%7."/>
-      <w:lvlJc w:val="left"/>
-      <w:pPr>
-        <w:ind w:left="5040" w:hanging="480"/>
-      </w:pPr>
-    </w:lvl>
-    <w:lvl w:ilvl="7">
-      <w:start w:val="16"/>
-      <w:numFmt w:val="decimal"/>
-      <w:lvlText w:val="%8."/>
-      <w:lvlJc w:val="left"/>
-      <w:pPr>
-        <w:ind w:left="5760" w:hanging="480"/>
-      </w:pPr>
-    </w:lvl>
-    <w:lvl w:ilvl="8">
-      <w:start w:val="16"/>
-      <w:numFmt w:val="decimal"/>
-      <w:lvlText w:val="%9."/>
-      <w:lvlJc w:val="left"/>
-      <w:pPr>
-        <w:ind w:left="6480" w:hanging="480"/>
-      </w:pPr>
-    </w:lvl>
-  </w:abstractNum>
-  <w:abstractNum w:abstractNumId="994151">
-    <w:nsid w:val="A994151"/>
-    <w:multiLevelType w:val="multilevel"/>
-    <w:lvl w:ilvl="0">
-      <w:start w:val="51"/>
-      <w:numFmt w:val="decimal"/>
-      <w:lvlText w:val="%1."/>
-      <w:lvlJc w:val="left"/>
-      <w:pPr>
-        <w:ind w:left="720" w:hanging="480"/>
-      </w:pPr>
-    </w:lvl>
-    <w:lvl w:ilvl="1">
-      <w:start w:val="51"/>
-      <w:numFmt w:val="decimal"/>
-      <w:lvlText w:val="%2."/>
-      <w:lvlJc w:val="left"/>
-      <w:pPr>
-        <w:ind w:left="1440" w:hanging="480"/>
-      </w:pPr>
-    </w:lvl>
-    <w:lvl w:ilvl="2">
-      <w:start w:val="51"/>
-      <w:numFmt w:val="decimal"/>
-      <w:lvlText w:val="%3."/>
-      <w:lvlJc w:val="left"/>
-      <w:pPr>
-        <w:ind w:left="2160" w:hanging="480"/>
-      </w:pPr>
-    </w:lvl>
-    <w:lvl w:ilvl="3">
-      <w:start w:val="51"/>
-      <w:numFmt w:val="decimal"/>
-      <w:lvlText w:val="%4."/>
-      <w:lvlJc w:val="left"/>
-      <w:pPr>
-        <w:ind w:left="2880" w:hanging="480"/>
-      </w:pPr>
-    </w:lvl>
-    <w:lvl w:ilvl="4">
-      <w:start w:val="51"/>
-      <w:numFmt w:val="decimal"/>
-      <w:lvlText w:val="%5."/>
-      <w:lvlJc w:val="left"/>
-      <w:pPr>
-        <w:ind w:left="3600" w:hanging="480"/>
-      </w:pPr>
-    </w:lvl>
-    <w:lvl w:ilvl="5">
-      <w:start w:val="51"/>
-      <w:numFmt w:val="decimal"/>
-      <w:lvlText w:val="%6."/>
-      <w:lvlJc w:val="left"/>
-      <w:pPr>
-        <w:ind w:left="4320" w:hanging="480"/>
-      </w:pPr>
-    </w:lvl>
-    <w:lvl w:ilvl="6">
-      <w:start w:val="51"/>
-      <w:numFmt w:val="decimal"/>
-      <w:lvlText w:val="%7."/>
-      <w:lvlJc w:val="left"/>
-      <w:pPr>
-        <w:ind w:left="5040" w:hanging="480"/>
-      </w:pPr>
-    </w:lvl>
-    <w:lvl w:ilvl="7">
-      <w:start w:val="51"/>
-      <w:numFmt w:val="decimal"/>
-      <w:lvlText w:val="%8."/>
-      <w:lvlJc w:val="left"/>
-      <w:pPr>
-        <w:ind w:left="5760" w:hanging="480"/>
-      </w:pPr>
-    </w:lvl>
-    <w:lvl w:ilvl="8">
-      <w:start w:val="51"/>
-      <w:numFmt w:val="decimal"/>
-      <w:lvlText w:val="%9."/>
-      <w:lvlJc w:val="left"/>
-      <w:pPr>
-        <w:ind w:left="6480" w:hanging="480"/>
-      </w:pPr>
-    </w:lvl>
-  </w:abstractNum>
-  <w:abstractNum w:abstractNumId="994181">
-    <w:nsid w:val="A994181"/>
-    <w:multiLevelType w:val="multilevel"/>
-    <w:lvl w:ilvl="0">
-      <w:start w:val="81"/>
-      <w:numFmt w:val="decimal"/>
-      <w:lvlText w:val="%1."/>
-      <w:lvlJc w:val="left"/>
-      <w:pPr>
-        <w:ind w:left="720" w:hanging="480"/>
-      </w:pPr>
-    </w:lvl>
-    <w:lvl w:ilvl="1">
-      <w:start w:val="81"/>
-      <w:numFmt w:val="decimal"/>
-      <w:lvlText w:val="%2."/>
-      <w:lvlJc w:val="left"/>
-      <w:pPr>
-        <w:ind w:left="1440" w:hanging="480"/>
-      </w:pPr>
-    </w:lvl>
-    <w:lvl w:ilvl="2">
-      <w:start w:val="81"/>
-      <w:numFmt w:val="decimal"/>
-      <w:lvlText w:val="%3."/>
-      <w:lvlJc w:val="left"/>
-      <w:pPr>
-        <w:ind w:left="2160" w:hanging="480"/>
-      </w:pPr>
-    </w:lvl>
-    <w:lvl w:ilvl="3">
-      <w:start w:val="81"/>
-      <w:numFmt w:val="decimal"/>
-      <w:lvlText w:val="%4."/>
-      <w:lvlJc w:val="left"/>
-      <w:pPr>
-        <w:ind w:left="2880" w:hanging="480"/>
-      </w:pPr>
-    </w:lvl>
-    <w:lvl w:ilvl="4">
-      <w:start w:val="81"/>
-      <w:numFmt w:val="decimal"/>
-      <w:lvlText w:val="%5."/>
-      <w:lvlJc w:val="left"/>
-      <w:pPr>
-        <w:ind w:left="3600" w:hanging="480"/>
-      </w:pPr>
-    </w:lvl>
-    <w:lvl w:ilvl="5">
-      <w:start w:val="81"/>
-      <w:numFmt w:val="decimal"/>
-      <w:lvlText w:val="%6."/>
-      <w:lvlJc w:val="left"/>
-      <w:pPr>
-        <w:ind w:left="4320" w:hanging="480"/>
-      </w:pPr>
-    </w:lvl>
-    <w:lvl w:ilvl="6">
-      <w:start w:val="81"/>
-      <w:numFmt w:val="decimal"/>
-      <w:lvlText w:val="%7."/>
-      <w:lvlJc w:val="left"/>
-      <w:pPr>
-        <w:ind w:left="5040" w:hanging="480"/>
-      </w:pPr>
-    </w:lvl>
-    <w:lvl w:ilvl="7">
-      <w:start w:val="81"/>
-      <w:numFmt w:val="decimal"/>
-      <w:lvlText w:val="%8."/>
-      <w:lvlJc w:val="left"/>
-      <w:pPr>
-        <w:ind w:left="5760" w:hanging="480"/>
-      </w:pPr>
-    </w:lvl>
-    <w:lvl w:ilvl="8">
-      <w:start w:val="81"/>
-      <w:numFmt w:val="decimal"/>
-      <w:lvlText w:val="%9."/>
-      <w:lvlJc w:val="left"/>
-      <w:pPr>
-        <w:ind w:left="6480" w:hanging="480"/>
-      </w:pPr>
-    </w:lvl>
-  </w:abstractNum>
-  <w:abstractNum w:abstractNumId="9941106">
-    <w:nsid w:val="A9941106"/>
-    <w:multiLevelType w:val="multilevel"/>
-    <w:lvl w:ilvl="0">
-      <w:start w:val="106"/>
-      <w:numFmt w:val="decimal"/>
-      <w:lvlText w:val="%1."/>
-      <w:lvlJc w:val="left"/>
-      <w:pPr>
-        <w:ind w:left="720" w:hanging="480"/>
-      </w:pPr>
-    </w:lvl>
-    <w:lvl w:ilvl="1">
-      <w:start w:val="106"/>
-      <w:numFmt w:val="decimal"/>
-      <w:lvlText w:val="%2."/>
-      <w:lvlJc w:val="left"/>
-      <w:pPr>
-        <w:ind w:left="1440" w:hanging="480"/>
-      </w:pPr>
-    </w:lvl>
-    <w:lvl w:ilvl="2">
-      <w:start w:val="106"/>
-      <w:numFmt w:val="decimal"/>
-      <w:lvlText w:val="%3."/>
-      <w:lvlJc w:val="left"/>
-      <w:pPr>
-        <w:ind w:left="2160" w:hanging="480"/>
-      </w:pPr>
-    </w:lvl>
-    <w:lvl w:ilvl="3">
-      <w:start w:val="106"/>
-      <w:numFmt w:val="decimal"/>
-      <w:lvlText w:val="%4."/>
-      <w:lvlJc w:val="left"/>
-      <w:pPr>
-        <w:ind w:left="2880" w:hanging="480"/>
-      </w:pPr>
-    </w:lvl>
-    <w:lvl w:ilvl="4">
-      <w:start w:val="106"/>
-      <w:numFmt w:val="decimal"/>
-      <w:lvlText w:val="%5."/>
-      <w:lvlJc w:val="left"/>
-      <w:pPr>
-        <w:ind w:left="3600" w:hanging="480"/>
-      </w:pPr>
-    </w:lvl>
-    <w:lvl w:ilvl="5">
-      <w:start w:val="106"/>
-      <w:numFmt w:val="decimal"/>
-      <w:lvlText w:val="%6."/>
-      <w:lvlJc w:val="left"/>
-      <w:pPr>
-        <w:ind w:left="4320" w:hanging="480"/>
-      </w:pPr>
-    </w:lvl>
-    <w:lvl w:ilvl="6">
-      <w:start w:val="106"/>
-      <w:numFmt w:val="decimal"/>
-      <w:lvlText w:val="%7."/>
-      <w:lvlJc w:val="left"/>
-      <w:pPr>
-        <w:ind w:left="5040" w:hanging="480"/>
-      </w:pPr>
-    </w:lvl>
-    <w:lvl w:ilvl="7">
-      <w:start w:val="106"/>
-      <w:numFmt w:val="decimal"/>
-      <w:lvlText w:val="%8."/>
-      <w:lvlJc w:val="left"/>
-      <w:pPr>
-        <w:ind w:left="5760" w:hanging="480"/>
-      </w:pPr>
-    </w:lvl>
-    <w:lvl w:ilvl="8">
-      <w:start w:val="106"/>
-      <w:numFmt w:val="decimal"/>
-      <w:lvlText w:val="%9."/>
-      <w:lvlJc w:val="left"/>
-      <w:pPr>
-        <w:ind w:left="6480" w:hanging="480"/>
-      </w:pPr>
-    </w:lvl>
-  </w:abstractNum>
   <w:num w:numId="1000">
     <w:abstractNumId w:val="990"/>
-  </w:num>
-  <w:num w:numId="1001">
-    <w:abstractNumId w:val="99411"/>
-    <w:lvlOverride w:ilvl="0">
-      <w:startOverride w:val="1"/>
-    </w:lvlOverride>
-    <w:lvlOverride w:ilvl="1">
-      <w:startOverride w:val="1"/>
-    </w:lvlOverride>
-    <w:lvlOverride w:ilvl="2">
-      <w:startOverride w:val="1"/>
-    </w:lvlOverride>
-    <w:lvlOverride w:ilvl="3">
-      <w:startOverride w:val="1"/>
-    </w:lvlOverride>
-    <w:lvlOverride w:ilvl="4">
-      <w:startOverride w:val="1"/>
-    </w:lvlOverride>
-    <w:lvlOverride w:ilvl="5">
-      <w:startOverride w:val="1"/>
-    </w:lvlOverride>
-    <w:lvlOverride w:ilvl="6">
-      <w:startOverride w:val="1"/>
-    </w:lvlOverride>
-    <w:lvlOverride w:ilvl="7">
-      <w:startOverride w:val="1"/>
-    </w:lvlOverride>
-    <w:lvlOverride w:ilvl="8">
-      <w:startOverride w:val="1"/>
-    </w:lvlOverride>
-  </w:num>
-  <w:num w:numId="1002">
-    <w:abstractNumId w:val="994116"/>
-    <w:lvlOverride w:ilvl="0">
-      <w:startOverride w:val="16"/>
-    </w:lvlOverride>
-    <w:lvlOverride w:ilvl="1">
-      <w:startOverride w:val="16"/>
-    </w:lvlOverride>
-    <w:lvlOverride w:ilvl="2">
-      <w:startOverride w:val="16"/>
-    </w:lvlOverride>
-    <w:lvlOverride w:ilvl="3">
-      <w:startOverride w:val="16"/>
-    </w:lvlOverride>
-    <w:lvlOverride w:ilvl="4">
-      <w:startOverride w:val="16"/>
-    </w:lvlOverride>
-    <w:lvlOverride w:ilvl="5">
-      <w:startOverride w:val="16"/>
-    </w:lvlOverride>
-    <w:lvlOverride w:ilvl="6">
-      <w:startOverride w:val="16"/>
-    </w:lvlOverride>
-    <w:lvlOverride w:ilvl="7">
-      <w:startOverride w:val="16"/>
-    </w:lvlOverride>
-    <w:lvlOverride w:ilvl="8">
-      <w:startOverride w:val="16"/>
-    </w:lvlOverride>
-  </w:num>
-  <w:num w:numId="1003">
-    <w:abstractNumId w:val="994151"/>
-    <w:lvlOverride w:ilvl="0">
-      <w:startOverride w:val="51"/>
-    </w:lvlOverride>
-    <w:lvlOverride w:ilvl="1">
-      <w:startOverride w:val="51"/>
-    </w:lvlOverride>
-    <w:lvlOverride w:ilvl="2">
-      <w:startOverride w:val="51"/>
-    </w:lvlOverride>
-    <w:lvlOverride w:ilvl="3">
-      <w:startOverride w:val="51"/>
-    </w:lvlOverride>
-    <w:lvlOverride w:ilvl="4">
-      <w:startOverride w:val="51"/>
-    </w:lvlOverride>
-    <w:lvlOverride w:ilvl="5">
-      <w:startOverride w:val="51"/>
-    </w:lvlOverride>
-    <w:lvlOverride w:ilvl="6">
-      <w:startOverride w:val="51"/>
-    </w:lvlOverride>
-    <w:lvlOverride w:ilvl="7">
-      <w:startOverride w:val="51"/>
-    </w:lvlOverride>
-    <w:lvlOverride w:ilvl="8">
-      <w:startOverride w:val="51"/>
-    </w:lvlOverride>
-  </w:num>
-  <w:num w:numId="1004">
-    <w:abstractNumId w:val="994181"/>
-    <w:lvlOverride w:ilvl="0">
-      <w:startOverride w:val="81"/>
-    </w:lvlOverride>
-    <w:lvlOverride w:ilvl="1">
-      <w:startOverride w:val="81"/>
-    </w:lvlOverride>
-    <w:lvlOverride w:ilvl="2">
-      <w:startOverride w:val="81"/>
-    </w:lvlOverride>
-    <w:lvlOverride w:ilvl="3">
-      <w:startOverride w:val="81"/>
-    </w:lvlOverride>
-    <w:lvlOverride w:ilvl="4">
-      <w:startOverride w:val="81"/>
-    </w:lvlOverride>
-    <w:lvlOverride w:ilvl="5">
-      <w:startOverride w:val="81"/>
-    </w:lvlOverride>
-    <w:lvlOverride w:ilvl="6">
-      <w:startOverride w:val="81"/>
-    </w:lvlOverride>
-    <w:lvlOverride w:ilvl="7">
-      <w:startOverride w:val="81"/>
-    </w:lvlOverride>
-    <w:lvlOverride w:ilvl="8">
-      <w:startOverride w:val="81"/>
-    </w:lvlOverride>
-  </w:num>
-  <w:num w:numId="1005">
-    <w:abstractNumId w:val="9941106"/>
-    <w:lvlOverride w:ilvl="0">
-      <w:startOverride w:val="106"/>
-    </w:lvlOverride>
-    <w:lvlOverride w:ilvl="1">
-      <w:startOverride w:val="106"/>
-    </w:lvlOverride>
-    <w:lvlOverride w:ilvl="2">
-      <w:startOverride w:val="106"/>
-    </w:lvlOverride>
-    <w:lvlOverride w:ilvl="3">
-      <w:startOverride w:val="106"/>
-    </w:lvlOverride>
-    <w:lvlOverride w:ilvl="4">
-      <w:startOverride w:val="106"/>
-    </w:lvlOverride>
-    <w:lvlOverride w:ilvl="5">
-      <w:startOverride w:val="106"/>
-    </w:lvlOverride>
-    <w:lvlOverride w:ilvl="6">
-      <w:startOverride w:val="106"/>
-    </w:lvlOverride>
-    <w:lvlOverride w:ilvl="7">
-      <w:startOverride w:val="106"/>
-    </w:lvlOverride>
-    <w:lvlOverride w:ilvl="8">
-      <w:startOverride w:val="106"/>
-    </w:lvlOverride>
   </w:num>
 </w:numbering>
 </file>
